--- a/Joint_Statement_Safe_Passage_Hormuz.docx
+++ b/Joint_Statement_Safe_Passage_Hormuz.docx
@@ -3,6 +3,9 @@
 <w:document xmlns:a="http://schemas.openxmlformats.org/drawingml/2006/main" xmlns:pic="http://schemas.openxmlformats.org/drawingml/2006/picture" xmlns:r="http://schemas.openxmlformats.org/officeDocument/2006/relationships" xmlns:w="http://schemas.openxmlformats.org/wordprocessingml/2006/main" xmlns:wp="http://schemas.openxmlformats.org/drawingml/2006/wordprocessingDrawing">
   <w:body>
     <w:p>
+      <w:pPr>
+        <w:pStyle w:val="Normal"/>
+      </w:pPr>
       <w:r>
         <w:drawing>
           <wp:anchor distT="0" distB="0" distL="0" distR="0" simplePos="0" relativeHeight="251658240" behindDoc="1" locked="0" layoutInCell="1" allowOverlap="1">
@@ -49,109 +52,131 @@
     </w:p>
     <w:p>
       <w:pPr>
+        <w:pStyle w:val="Normal"/>
         <w:spacing w:before="2200"/>
       </w:pPr>
-      <w:r/>
-    </w:p>
-    <w:p>
-      <w:pPr>
+    </w:p>
+    <w:p>
+      <w:pPr>
+        <w:pStyle w:val="Normal"/>
         <w:spacing w:after="400"/>
         <w:jc w:val="center"/>
       </w:pPr>
       <w:r>
         <w:rPr>
           <w:b/>
-          <w:color w:val="c9a84c"/>
+          <w:color w:val="C9A84C"/>
+          <w:sz w:val="26"/>
+          <w:rFonts w:ascii="Garamond" w:hAnsi="Garamond" w:eastAsia="SimSun" w:cs="Garamond"/>
+          <w:szCs w:val="26"/>
           <w:spacing w:val="80"/>
-          <w:sz w:val="26"/>
         </w:rPr>
         <w:t>DRAFT — FOR CONSULTATION</w:t>
       </w:r>
     </w:p>
     <w:p>
       <w:pPr>
+        <w:pStyle w:val="Normal"/>
         <w:spacing w:before="400" w:after="200"/>
         <w:jc w:val="center"/>
       </w:pPr>
       <w:r>
         <w:rPr>
           <w:b/>
-          <w:color w:val="e8e2d4"/>
+          <w:color w:val="E8E2D4"/>
+          <w:sz w:val="48"/>
+          <w:rFonts w:ascii="Garamond" w:hAnsi="Garamond" w:eastAsia="SimSun" w:cs="Garamond"/>
+          <w:szCs w:val="48"/>
           <w:spacing w:val="30"/>
-          <w:sz w:val="48"/>
         </w:rPr>
         <w:t>JOINT STATEMENT</w:t>
       </w:r>
     </w:p>
     <w:p>
       <w:pPr>
+        <w:pStyle w:val="Normal"/>
         <w:spacing w:after="200"/>
         <w:jc w:val="center"/>
       </w:pPr>
       <w:r>
         <w:rPr>
           <w:i/>
-          <w:color w:val="d4b76a"/>
+          <w:color w:val="D4B76A"/>
           <w:sz w:val="24"/>
+          <w:rFonts w:ascii="Garamond" w:hAnsi="Garamond" w:eastAsia="SimSun" w:cs="Garamond"/>
+          <w:szCs w:val="24"/>
         </w:rPr>
         <w:t>On the Safe Passage of Commercial Vessels</w:t>
       </w:r>
     </w:p>
     <w:p>
       <w:pPr>
+        <w:pStyle w:val="Normal"/>
         <w:spacing w:after="1200"/>
         <w:jc w:val="center"/>
       </w:pPr>
       <w:r>
         <w:rPr>
           <w:i/>
-          <w:color w:val="d4b76a"/>
+          <w:color w:val="D4B76A"/>
           <w:sz w:val="24"/>
+          <w:rFonts w:ascii="Garamond" w:hAnsi="Garamond" w:eastAsia="SimSun" w:cs="Garamond"/>
+          <w:szCs w:val="24"/>
         </w:rPr>
         <w:t>Through the Strait of Hormuz</w:t>
       </w:r>
     </w:p>
     <w:p>
       <w:pPr>
+        <w:pStyle w:val="Normal"/>
         <w:spacing w:after="200"/>
         <w:jc w:val="center"/>
       </w:pPr>
       <w:r>
         <w:rPr>
-          <w:color w:val="c8c2b4"/>
+          <w:color w:val="C8C2B4"/>
           <w:sz w:val="22"/>
-        </w:rPr>
-        <w:t>July 11, 2026</w:t>
-      </w:r>
-    </w:p>
-    <w:p>
-      <w:pPr>
+          <w:rFonts w:ascii="Garamond" w:hAnsi="Garamond" w:eastAsia="SimSun" w:cs="Garamond"/>
+          <w:szCs w:val="22"/>
+        </w:rPr>
+        <w:t>July 12, 2026</w:t>
+      </w:r>
+    </w:p>
+    <w:p>
+      <w:pPr>
+        <w:pStyle w:val="Normal"/>
         <w:spacing w:after="100"/>
         <w:jc w:val="center"/>
       </w:pPr>
       <w:r>
         <w:rPr>
-          <w:color w:val="c8c2b4"/>
+          <w:color w:val="C8C2B4"/>
           <w:sz w:val="20"/>
-        </w:rPr>
-        <w:t>Islamic Republic of Iran  |  United States of America</w:t>
-      </w:r>
-    </w:p>
-    <w:p>
-      <w:pPr>
+          <w:rFonts w:ascii="Garamond" w:hAnsi="Garamond" w:eastAsia="SimSun" w:cs="Garamond"/>
+          <w:szCs w:val="20"/>
+        </w:rPr>
+        <w:t xml:space="preserve">Islamic Republic of Iran  |  United States of America</w:t>
+      </w:r>
+    </w:p>
+    <w:p>
+      <w:pPr>
+        <w:pStyle w:val="Normal"/>
         <w:jc w:val="center"/>
       </w:pPr>
       <w:r>
         <w:rPr>
           <w:i/>
-          <w:color w:val="c8c2b4"/>
+          <w:color w:val="C8C2B4"/>
           <w:sz w:val="20"/>
+          <w:rFonts w:ascii="Garamond" w:hAnsi="Garamond" w:eastAsia="SimSun" w:cs="Garamond"/>
+          <w:szCs w:val="20"/>
         </w:rPr>
         <w:t>Facilitated by: Sultanate of Oman and State of Qatar</w:t>
       </w:r>
     </w:p>
     <w:p>
       <w:pPr>
+        <w:pStyle w:val="Normal"/>
         <w:sectPr>
           <w:type w:val="nextPage"/>
           <w:pgSz w:w="11906" w:h="16838"/>
@@ -162,131 +187,469 @@
     </w:p>
     <w:p>
       <w:pPr>
+        <w:pStyle w:val="Normal"/>
+        <w:spacing w:after="400"/>
+        <w:jc w:val="center"/>
+      </w:pPr>
+      <w:r>
+        <w:rPr>
+          <w:b/>
+          <w:color w:val="C9A84C"/>
+          <w:sz w:val="26"/>
+          <w:rFonts w:ascii="Garamond" w:hAnsi="Garamond" w:eastAsia="SimSun" w:cs="Garamond"/>
+          <w:szCs w:val="26"/>
+          <w:spacing w:val="80"/>
+        </w:rPr>
+        <w:t>TABLE OF CONTENTS</w:t>
+      </w:r>
+    </w:p>
+    <w:p>
+      <w:pPr>
+        <w:pStyle w:val="Normal"/>
+      </w:pPr>
+    </w:p>
+    <w:sdt>
+      <w:sdtPr>
+        <w:docPartObj>
+          <w:docPartGallery w:val="Table of Contents"/>
+          <w:docPartUnique/>
+        </w:docPartObj>
+      </w:sdtPr>
+      <w:sdtContent>
+        <w:p>
+          <w:r>
+            <w:fldChar w:fldCharType="begin" w:dirty="true"/>
+          </w:r>
+          <w:r>
+            <w:instrText xml:space="preserve"> TOC \o "1-2" \h \z \u </w:instrText>
+          </w:r>
+          <w:r>
+            <w:fldChar w:fldCharType="separate"/>
+          </w:r>
+        </w:p>
+        <w:p>
+          <w:pPr>
+            <w:pStyle w:val="Normal"/>
+          </w:pPr>
+          <w:r>
+            <w:rPr>
+              <w:rFonts w:ascii="Garamond" w:hAnsi="Garamond" w:eastAsia="SimSun" w:cs="Garamond"/>
+              <w:color w:val="1E2A2E"/>
+              <w:sz w:val="22"/>
+              <w:szCs w:val="22"/>
+            </w:rPr>
+            <w:t>Update table of contents to see entries.</w:t>
+          </w:r>
+        </w:p>
+        <w:p>
+          <w:r>
+            <w:fldChar w:fldCharType="end"/>
+          </w:r>
+        </w:p>
+      </w:sdtContent>
+    </w:sdt>
+    <w:p>
+      <w:pPr>
+        <w:pStyle w:val="Normal"/>
+      </w:pPr>
+    </w:p>
+    <w:p>
+      <w:pPr>
         <w:pStyle w:val="Heading1"/>
       </w:pPr>
       <w:r>
+        <w:rPr>
+          <w:rFonts w:ascii="Garamond" w:hAnsi="Garamond" w:eastAsia="Garamond" w:cs="Garamond"/>
+          <w:b/>
+          <w:color w:val="0D3D45"/>
+          <w:sz w:val="28"/>
+          <w:szCs w:val="28"/>
+        </w:rPr>
         <w:t>PART I: JOINT STATEMENT</w:t>
       </w:r>
     </w:p>
     <w:p>
       <w:pPr>
+        <w:pStyle w:val="Normal"/>
         <w:jc w:val="both"/>
       </w:pPr>
       <w:r>
+        <w:rPr>
+          <w:rFonts w:ascii="Garamond" w:hAnsi="Garamond" w:eastAsia="SimSun" w:cs="Garamond"/>
+          <w:color w:val="1E2A2E"/>
+          <w:sz w:val="22"/>
+          <w:szCs w:val="22"/>
+        </w:rPr>
         <w:t>The Islamic Republic of Iran and the United States of America, with the facilitation of the Sultanate of Oman and the State of Qatar, have engaged in constructive consultations regarding the restoration of normal maritime traffic through the Strait of Hormuz.</w:t>
       </w:r>
     </w:p>
     <w:p>
       <w:pPr>
+        <w:pStyle w:val="Normal"/>
         <w:jc w:val="both"/>
       </w:pPr>
       <w:r>
+        <w:rPr>
+          <w:rFonts w:ascii="Garamond" w:hAnsi="Garamond" w:eastAsia="SimSun" w:cs="Garamond"/>
+          <w:color w:val="1E2A2E"/>
+          <w:sz w:val="22"/>
+          <w:szCs w:val="22"/>
+        </w:rPr>
         <w:t>Both sides affirm their commitment to the Islamabad Memorandum of Understanding and the principles of mutual compliance it establishes.</w:t>
       </w:r>
     </w:p>
     <w:p>
       <w:pPr>
+        <w:pStyle w:val="Normal"/>
+        <w:jc w:val="both"/>
+      </w:pPr>
+      <w:r>
+        <w:rPr>
+          <w:rFonts w:ascii="Garamond" w:hAnsi="Garamond" w:eastAsia="SimSun" w:cs="Garamond"/>
+          <w:color w:val="1E2A2E"/>
+          <w:sz w:val="22"/>
+          <w:szCs w:val="22"/>
+        </w:rPr>
+        <w:t>Iran acknowledges that recent disruptions to commercial shipping have raised legitimate concerns among regional and international stakeholders.</w:t>
+      </w:r>
+    </w:p>
+    <w:p>
+      <w:pPr>
+        <w:pStyle w:val="Normal"/>
+        <w:jc w:val="both"/>
+      </w:pPr>
+      <w:r>
+        <w:rPr>
+          <w:rFonts w:ascii="Garamond" w:hAnsi="Garamond" w:eastAsia="SimSun" w:cs="Garamond"/>
+          <w:color w:val="1E2A2E"/>
+          <w:sz w:val="22"/>
+          <w:szCs w:val="22"/>
+        </w:rPr>
+        <w:t>Iran confirms that it will take no actions that contribute to such disruptions in the future and will implement all necessary measures to ensure predictable and stable maritime conditions.</w:t>
+      </w:r>
+    </w:p>
+    <w:p>
+      <w:pPr>
+        <w:pStyle w:val="Normal"/>
+        <w:jc w:val="both"/>
+      </w:pPr>
+      <w:r>
+        <w:rPr>
+          <w:rFonts w:ascii="Garamond" w:hAnsi="Garamond" w:eastAsia="SimSun" w:cs="Garamond"/>
+          <w:color w:val="1E2A2E"/>
+          <w:sz w:val="22"/>
+          <w:szCs w:val="22"/>
+        </w:rPr>
+        <w:t>Iran emphasizes that its commitments reflect its longstanding role as a responsible regional actor dedicated to the safety and stability of the Strait of Hormuz.</w:t>
+      </w:r>
+    </w:p>
+    <w:p>
+      <w:pPr>
+        <w:pStyle w:val="Normal"/>
+        <w:jc w:val="both"/>
+      </w:pPr>
+      <w:r>
+        <w:rPr>
+          <w:rFonts w:ascii="Garamond" w:hAnsi="Garamond" w:eastAsia="SimSun" w:cs="Garamond"/>
+          <w:color w:val="1E2A2E"/>
+          <w:sz w:val="22"/>
+          <w:szCs w:val="22"/>
+        </w:rPr>
+        <w:t>Iran acknowledges that the Islamabad Memorandum of Understanding establishes a 60‑day process for addressing outstanding nuclear material concerns and confirms its readiness to engage in this process in accordance with its sovereign rights and established regional mechanisms.</w:t>
+      </w:r>
+    </w:p>
+    <w:p>
+      <w:pPr>
+        <w:pStyle w:val="Normal"/>
+        <w:jc w:val="both"/>
+      </w:pPr>
+      <w:r>
+        <w:rPr>
+          <w:rFonts w:ascii="Garamond" w:hAnsi="Garamond" w:eastAsia="SimSun" w:cs="Garamond"/>
+          <w:color w:val="1E2A2E"/>
+          <w:sz w:val="22"/>
+          <w:szCs w:val="22"/>
+        </w:rPr>
+        <w:t>Iran affirms that all steps taken under this Joint Statement and the Islamabad MoU represent voluntary sovereign decisions made in support of regional stability, economic continuity, and the welfare of the Iranian people.</w:t>
+      </w:r>
+    </w:p>
+    <w:p>
+      <w:pPr>
+        <w:pStyle w:val="Normal"/>
+        <w:jc w:val="both"/>
+      </w:pPr>
+      <w:r>
+        <w:rPr>
+          <w:rFonts w:ascii="Garamond" w:hAnsi="Garamond" w:eastAsia="SimSun" w:cs="Garamond"/>
+          <w:color w:val="1E2A2E"/>
+          <w:sz w:val="22"/>
+          <w:szCs w:val="22"/>
+        </w:rPr>
+        <w:t>Iran underscores that all measures undertaken pursuant to this Joint Statement are consistent with its sovereign rights and do not imply any alteration of its legal positions regarding the Strait of Hormuz.</w:t>
+      </w:r>
+    </w:p>
+    <w:p>
+      <w:pPr>
+        <w:pStyle w:val="Normal"/>
+        <w:jc w:val="both"/>
+      </w:pPr>
+      <w:r>
+        <w:rPr>
+          <w:rFonts w:ascii="Garamond" w:hAnsi="Garamond" w:eastAsia="SimSun" w:cs="Garamond"/>
+          <w:color w:val="1E2A2E"/>
+          <w:sz w:val="22"/>
+          <w:szCs w:val="22"/>
+        </w:rPr>
+        <w:t>The United States acknowledges Iran’s commitments as verified assurances that meet the de‑escalation criteria established by the United States.</w:t>
+      </w:r>
+    </w:p>
+    <w:p>
+      <w:pPr>
+        <w:pStyle w:val="Normal"/>
+        <w:jc w:val="both"/>
+      </w:pPr>
+      <w:r>
+        <w:rPr>
+          <w:rFonts w:ascii="Garamond" w:hAnsi="Garamond" w:eastAsia="SimSun" w:cs="Garamond"/>
+          <w:color w:val="1E2A2E"/>
+          <w:sz w:val="22"/>
+          <w:szCs w:val="22"/>
+        </w:rPr>
+        <w:t>The United States affirms that these commitments address the concerns raised by recent maritime disruptions and represent a constructive step toward restoring stability in the Strait of Hormuz.</w:t>
+      </w:r>
+    </w:p>
+    <w:p>
+      <w:pPr>
+        <w:pStyle w:val="Normal"/>
+        <w:jc w:val="both"/>
+      </w:pPr>
+      <w:r>
+        <w:rPr>
+          <w:rFonts w:ascii="Garamond" w:hAnsi="Garamond" w:eastAsia="SimSun" w:cs="Garamond"/>
+          <w:color w:val="1E2A2E"/>
+          <w:sz w:val="22"/>
+          <w:szCs w:val="22"/>
+        </w:rPr>
+        <w:t>The United States confirms that all sanctions remain fully in force and that no sanctions relief accompanies this arrangement.</w:t>
+      </w:r>
+    </w:p>
+    <w:p>
+      <w:pPr>
+        <w:pStyle w:val="Normal"/>
+        <w:jc w:val="both"/>
+      </w:pPr>
+      <w:r>
+        <w:rPr>
+          <w:rFonts w:ascii="Garamond" w:hAnsi="Garamond" w:eastAsia="SimSun" w:cs="Garamond"/>
+          <w:color w:val="1E2A2E"/>
+          <w:sz w:val="22"/>
+          <w:szCs w:val="22"/>
+        </w:rPr>
+        <w:t>The United States reiterates that the Islamabad Memorandum of Understanding establishes a 60‑day process for addressing outstanding nuclear material issues and acknowledges Iran’s readiness to engage in that process.</w:t>
+      </w:r>
+    </w:p>
+    <w:p>
+      <w:pPr>
+        <w:pStyle w:val="Normal"/>
+        <w:jc w:val="both"/>
+      </w:pPr>
+      <w:r>
+        <w:rPr>
+          <w:rFonts w:ascii="Garamond" w:hAnsi="Garamond" w:eastAsia="SimSun" w:cs="Garamond"/>
+          <w:color w:val="1E2A2E"/>
+          <w:sz w:val="22"/>
+          <w:szCs w:val="22"/>
+        </w:rPr>
+        <w:t>The United States emphasizes that its commitments under this Joint Statement are strictly conditional and fully reversible, and that any violation will result in an immediate and decisive U.S. response.</w:t>
+      </w:r>
+    </w:p>
+    <w:p>
+      <w:pPr>
         <w:pStyle w:val="Heading2"/>
       </w:pPr>
       <w:r>
+        <w:rPr>
+          <w:rFonts w:ascii="Garamond" w:hAnsi="Garamond" w:eastAsia="Garamond" w:cs="Garamond"/>
+          <w:b/>
+          <w:color w:val="1A5F6A"/>
+          <w:sz w:val="24"/>
+          <w:szCs w:val="24"/>
+        </w:rPr>
         <w:t>Commitments</w:t>
       </w:r>
     </w:p>
     <w:p>
       <w:pPr>
+        <w:pStyle w:val="Normal"/>
         <w:jc w:val="both"/>
       </w:pPr>
       <w:r>
         <w:rPr>
           <w:b/>
-        </w:rPr>
-        <w:t>1. Toll-Free Transit: </w:t>
-      </w:r>
-      <w:r>
+          <w:rFonts w:ascii="Garamond" w:hAnsi="Garamond" w:eastAsia="SimSun" w:cs="Garamond"/>
+          <w:color w:val="1E2A2E"/>
+          <w:sz w:val="22"/>
+          <w:szCs w:val="22"/>
+        </w:rPr>
+        <w:t xml:space="preserve">1. Toll-Free Transit: </w:t>
+      </w:r>
+      <w:r>
+        <w:rPr>
+          <w:rFonts w:ascii="Garamond" w:hAnsi="Garamond" w:eastAsia="SimSun" w:cs="Garamond"/>
+          <w:color w:val="1E2A2E"/>
+          <w:sz w:val="22"/>
+          <w:szCs w:val="22"/>
+        </w:rPr>
         <w:t>The Islamic Republic of Iran affirms that transit through all lanes of the Strait of Hormuz will be toll-free on a permanent basis, consistent with its obligations under the Islamabad Memorandum of Understanding.</w:t>
       </w:r>
     </w:p>
     <w:p>
       <w:pPr>
+        <w:pStyle w:val="Normal"/>
         <w:jc w:val="both"/>
       </w:pPr>
       <w:r>
         <w:rPr>
           <w:b/>
-        </w:rPr>
-        <w:t>2. Safe Passage: </w:t>
-      </w:r>
-      <w:r>
+          <w:rFonts w:ascii="Garamond" w:hAnsi="Garamond" w:eastAsia="SimSun" w:cs="Garamond"/>
+          <w:color w:val="1E2A2E"/>
+          <w:sz w:val="22"/>
+          <w:szCs w:val="22"/>
+        </w:rPr>
+        <w:t xml:space="preserve">2. Safe Passage: </w:t>
+      </w:r>
+      <w:r>
+        <w:rPr>
+          <w:rFonts w:ascii="Garamond" w:hAnsi="Garamond" w:eastAsia="SimSun" w:cs="Garamond"/>
+          <w:color w:val="1E2A2E"/>
+          <w:sz w:val="22"/>
+          <w:szCs w:val="22"/>
+        </w:rPr>
         <w:t>Iran will make arrangements using its best efforts for the safe passage of commercial vessels through the Strait of Hormuz, including through the establishment of a neutral transit corridor in international waters as an alternative to the northern and southern corridors.</w:t>
       </w:r>
     </w:p>
     <w:p>
       <w:pPr>
+        <w:pStyle w:val="Normal"/>
         <w:jc w:val="both"/>
       </w:pPr>
       <w:r>
         <w:rPr>
           <w:b/>
-        </w:rPr>
-        <w:t>3. Non-Interference: </w:t>
-      </w:r>
-      <w:r>
+          <w:rFonts w:ascii="Garamond" w:hAnsi="Garamond" w:eastAsia="SimSun" w:cs="Garamond"/>
+          <w:color w:val="1E2A2E"/>
+          <w:sz w:val="22"/>
+          <w:szCs w:val="22"/>
+        </w:rPr>
+        <w:t xml:space="preserve">3. Non-Interference: </w:t>
+      </w:r>
+      <w:r>
+        <w:rPr>
+          <w:rFonts w:ascii="Garamond" w:hAnsi="Garamond" w:eastAsia="SimSun" w:cs="Garamond"/>
+          <w:color w:val="1E2A2E"/>
+          <w:sz w:val="22"/>
+          <w:szCs w:val="22"/>
+        </w:rPr>
         <w:t>Iran will refrain from actions that endanger commercial shipping and will not interfere with vessels transiting designated lanes.</w:t>
       </w:r>
     </w:p>
     <w:p>
       <w:pPr>
+        <w:pStyle w:val="Normal"/>
         <w:jc w:val="both"/>
       </w:pPr>
       <w:r>
         <w:rPr>
           <w:b/>
-        </w:rPr>
-        <w:t>4. Conditional Pause: </w:t>
-      </w:r>
-      <w:r>
+          <w:rFonts w:ascii="Garamond" w:hAnsi="Garamond" w:eastAsia="SimSun" w:cs="Garamond"/>
+          <w:color w:val="1E2A2E"/>
+          <w:sz w:val="22"/>
+          <w:szCs w:val="22"/>
+        </w:rPr>
+        <w:t xml:space="preserve">4. Conditional Pause: </w:t>
+      </w:r>
+      <w:r>
+        <w:rPr>
+          <w:rFonts w:ascii="Garamond" w:hAnsi="Garamond" w:eastAsia="SimSun" w:cs="Garamond"/>
+          <w:color w:val="1E2A2E"/>
+          <w:sz w:val="22"/>
+          <w:szCs w:val="22"/>
+        </w:rPr>
         <w:t>The United States acknowledges these commitments as verified assurances that meet its requirements for de-escalation. In response, the United States will implement a conditional pause in military strikes against Iranian assets.</w:t>
       </w:r>
     </w:p>
     <w:p>
       <w:pPr>
+        <w:pStyle w:val="Normal"/>
         <w:jc w:val="both"/>
       </w:pPr>
       <w:r>
         <w:rPr>
           <w:b/>
-        </w:rPr>
-        <w:t>5. Blockade Removal: </w:t>
-      </w:r>
-      <w:r>
+          <w:rFonts w:ascii="Garamond" w:hAnsi="Garamond" w:eastAsia="SimSun" w:cs="Garamond"/>
+          <w:color w:val="1E2A2E"/>
+          <w:sz w:val="22"/>
+          <w:szCs w:val="22"/>
+        </w:rPr>
+        <w:t xml:space="preserve">5. Blockade Removal: </w:t>
+      </w:r>
+      <w:r>
+        <w:rPr>
+          <w:rFonts w:ascii="Garamond" w:hAnsi="Garamond" w:eastAsia="SimSun" w:cs="Garamond"/>
+          <w:color w:val="1E2A2E"/>
+          <w:sz w:val="22"/>
+          <w:szCs w:val="22"/>
+        </w:rPr>
         <w:t>The United States reiterates its commitment to the removal of the naval blockade of Iranian ports.</w:t>
       </w:r>
     </w:p>
     <w:p>
       <w:pPr>
+        <w:pStyle w:val="Normal"/>
         <w:jc w:val="both"/>
       </w:pPr>
       <w:r>
         <w:rPr>
           <w:b/>
-        </w:rPr>
-        <w:t>6. Dialogue on Administration: </w:t>
-      </w:r>
-      <w:r>
+          <w:rFonts w:ascii="Garamond" w:hAnsi="Garamond" w:eastAsia="SimSun" w:cs="Garamond"/>
+          <w:color w:val="1E2A2E"/>
+          <w:sz w:val="22"/>
+          <w:szCs w:val="22"/>
+        </w:rPr>
+        <w:t xml:space="preserve">6. Dialogue on Administration: </w:t>
+      </w:r>
+      <w:r>
+        <w:rPr>
+          <w:rFonts w:ascii="Garamond" w:hAnsi="Garamond" w:eastAsia="SimSun" w:cs="Garamond"/>
+          <w:color w:val="1E2A2E"/>
+          <w:sz w:val="22"/>
+          <w:szCs w:val="22"/>
+        </w:rPr>
         <w:t>Iran and Oman will conduct dialogue to define the future administration and maritime services in the Strait of Hormuz, including the establishment of a "median lane" or other technical routing mechanisms, in accordance with international law and the sovereign rights of coastal states.</w:t>
       </w:r>
     </w:p>
     <w:p>
       <w:pPr>
+        <w:pStyle w:val="Normal"/>
         <w:jc w:val="both"/>
       </w:pPr>
       <w:r>
         <w:rPr>
           <w:b/>
-        </w:rPr>
-        <w:t>7. No Military Solution: </w:t>
-      </w:r>
-      <w:r>
+          <w:rFonts w:ascii="Garamond" w:hAnsi="Garamond" w:eastAsia="SimSun" w:cs="Garamond"/>
+          <w:color w:val="1E2A2E"/>
+          <w:sz w:val="22"/>
+          <w:szCs w:val="22"/>
+        </w:rPr>
+        <w:t xml:space="preserve">7. No Military Solution: </w:t>
+      </w:r>
+      <w:r>
+        <w:rPr>
+          <w:rFonts w:ascii="Garamond" w:hAnsi="Garamond" w:eastAsia="SimSun" w:cs="Garamond"/>
+          <w:color w:val="1E2A2E"/>
+          <w:sz w:val="22"/>
+          <w:szCs w:val="22"/>
+        </w:rPr>
         <w:t>The parties reiterate that there is no military solution to this conflict. They remain committed to achieving a final deal and urge all regional partners to support efforts toward stability and de-escalation.</w:t>
       </w:r>
     </w:p>
@@ -295,14 +658,28 @@
         <w:pStyle w:val="Heading2"/>
       </w:pPr>
       <w:r>
+        <w:rPr>
+          <w:rFonts w:ascii="Garamond" w:hAnsi="Garamond" w:eastAsia="Garamond" w:cs="Garamond"/>
+          <w:b/>
+          <w:color w:val="1A5F6A"/>
+          <w:sz w:val="24"/>
+          <w:szCs w:val="24"/>
+        </w:rPr>
         <w:t>Entry into Force</w:t>
       </w:r>
     </w:p>
     <w:p>
       <w:pPr>
+        <w:pStyle w:val="Normal"/>
         <w:jc w:val="both"/>
       </w:pPr>
       <w:r>
+        <w:rPr>
+          <w:rFonts w:ascii="Garamond" w:hAnsi="Garamond" w:eastAsia="SimSun" w:cs="Garamond"/>
+          <w:color w:val="1E2A2E"/>
+          <w:sz w:val="22"/>
+          <w:szCs w:val="22"/>
+        </w:rPr>
         <w:t>Entry into force is contingent upon the completion of internal review processes by the Islamic Republic of Iran. The Islamic Republic of Iran shall provide notification to the Sultanate of Oman and the United States of America upon completion of its internal approvals.</w:t>
       </w:r>
     </w:p>
@@ -311,14 +688,28 @@
         <w:pStyle w:val="Heading2"/>
       </w:pPr>
       <w:r>
+        <w:rPr>
+          <w:rFonts w:ascii="Garamond" w:hAnsi="Garamond" w:eastAsia="Garamond" w:cs="Garamond"/>
+          <w:b/>
+          <w:color w:val="1A5F6A"/>
+          <w:sz w:val="24"/>
+          <w:szCs w:val="24"/>
+        </w:rPr>
         <w:t>Signature Block</w:t>
       </w:r>
     </w:p>
     <w:p>
       <w:pPr>
+        <w:pStyle w:val="Normal"/>
         <w:jc w:val="both"/>
       </w:pPr>
       <w:r>
+        <w:rPr>
+          <w:rFonts w:ascii="Garamond" w:hAnsi="Garamond" w:eastAsia="SimSun" w:cs="Garamond"/>
+          <w:color w:val="1E2A2E"/>
+          <w:sz w:val="22"/>
+          <w:szCs w:val="22"/>
+        </w:rPr>
         <w:t/>
       </w:r>
     </w:p>
@@ -340,22 +731,25 @@
       </w:tblGrid>
       <w:tr>
         <w:trPr>
-          <w:tblHeader/>
+          <w:tblHeader w:val="1"/>
         </w:trPr>
         <w:tc>
           <w:tcPr>
             <w:tcW w:w="4500" w:type="dxa"/>
-            <w:shd w:val="clear" w:fill="edf3f4"/>
-          </w:tcPr>
-          <w:p>
-            <w:pPr>
+            <w:shd w:val="clear" w:fill="EDF3F4" w:color="auto"/>
+          </w:tcPr>
+          <w:p>
+            <w:pPr>
+              <w:pStyle w:val="Normal"/>
               <w:spacing w:before="40" w:after="40"/>
             </w:pPr>
             <w:r>
               <w:rPr>
                 <w:b/>
-                <w:color w:val="0d3d45"/>
+                <w:color w:val="0D3D45"/>
                 <w:sz w:val="20"/>
+                <w:rFonts w:ascii="Garamond" w:hAnsi="Garamond" w:eastAsia="SimSun" w:cs="Garamond"/>
+                <w:szCs w:val="20"/>
               </w:rPr>
               <w:t>REPRESENTATIVE OF THE</w:t>
             </w:r>
@@ -364,17 +758,20 @@
         <w:tc>
           <w:tcPr>
             <w:tcW w:w="4500" w:type="dxa"/>
-            <w:shd w:val="clear" w:fill="edf3f4"/>
-          </w:tcPr>
-          <w:p>
-            <w:pPr>
+            <w:shd w:val="clear" w:fill="EDF3F4" w:color="auto"/>
+          </w:tcPr>
+          <w:p>
+            <w:pPr>
+              <w:pStyle w:val="Normal"/>
               <w:spacing w:before="40" w:after="40"/>
             </w:pPr>
             <w:r>
               <w:rPr>
                 <w:b/>
-                <w:color w:val="0d3d45"/>
+                <w:color w:val="0D3D45"/>
                 <w:sz w:val="20"/>
+                <w:rFonts w:ascii="Garamond" w:hAnsi="Garamond" w:eastAsia="SimSun" w:cs="Garamond"/>
+                <w:szCs w:val="20"/>
               </w:rPr>
               <w:t>REPRESENTATIVE OF THE</w:t>
             </w:r>
@@ -388,12 +785,15 @@
           </w:tcPr>
           <w:p>
             <w:pPr>
+              <w:pStyle w:val="Normal"/>
               <w:spacing w:before="40" w:after="40"/>
             </w:pPr>
             <w:r>
               <w:rPr>
-                <w:color w:val="1e2a2e"/>
+                <w:color w:val="1E2A2E"/>
                 <w:sz w:val="20"/>
+                <w:rFonts w:ascii="Garamond" w:hAnsi="Garamond" w:eastAsia="SimSun" w:cs="Garamond"/>
+                <w:szCs w:val="20"/>
               </w:rPr>
               <w:t>ISLAMIC REPUBLIC OF IRAN</w:t>
             </w:r>
@@ -405,12 +805,15 @@
           </w:tcPr>
           <w:p>
             <w:pPr>
+              <w:pStyle w:val="Normal"/>
               <w:spacing w:before="40" w:after="40"/>
             </w:pPr>
             <w:r>
               <w:rPr>
-                <w:color w:val="1e2a2e"/>
+                <w:color w:val="1E2A2E"/>
                 <w:sz w:val="20"/>
+                <w:rFonts w:ascii="Garamond" w:hAnsi="Garamond" w:eastAsia="SimSun" w:cs="Garamond"/>
+                <w:szCs w:val="20"/>
               </w:rPr>
               <w:t>UNITED STATES OF AMERICA</w:t>
             </w:r>
@@ -424,12 +827,15 @@
           </w:tcPr>
           <w:p>
             <w:pPr>
+              <w:pStyle w:val="Normal"/>
               <w:spacing w:before="40" w:after="40"/>
             </w:pPr>
             <w:r>
               <w:rPr>
-                <w:color w:val="1e2a2e"/>
+                <w:color w:val="1E2A2E"/>
                 <w:sz w:val="20"/>
+                <w:rFonts w:ascii="Garamond" w:hAnsi="Garamond" w:eastAsia="SimSun" w:cs="Garamond"/>
+                <w:szCs w:val="20"/>
               </w:rPr>
               <w:t/>
             </w:r>
@@ -441,12 +847,15 @@
           </w:tcPr>
           <w:p>
             <w:pPr>
+              <w:pStyle w:val="Normal"/>
               <w:spacing w:before="40" w:after="40"/>
             </w:pPr>
             <w:r>
               <w:rPr>
-                <w:color w:val="1e2a2e"/>
+                <w:color w:val="1E2A2E"/>
                 <w:sz w:val="20"/>
+                <w:rFonts w:ascii="Garamond" w:hAnsi="Garamond" w:eastAsia="SimSun" w:cs="Garamond"/>
+                <w:szCs w:val="20"/>
               </w:rPr>
               <w:t/>
             </w:r>
@@ -460,12 +869,15 @@
           </w:tcPr>
           <w:p>
             <w:pPr>
+              <w:pStyle w:val="Normal"/>
               <w:spacing w:before="40" w:after="40"/>
             </w:pPr>
             <w:r>
               <w:rPr>
-                <w:color w:val="1e2a2e"/>
+                <w:color w:val="1E2A2E"/>
                 <w:sz w:val="20"/>
+                <w:rFonts w:ascii="Garamond" w:hAnsi="Garamond" w:eastAsia="SimSun" w:cs="Garamond"/>
+                <w:szCs w:val="20"/>
               </w:rPr>
               <w:t>Signed: ____________________</w:t>
             </w:r>
@@ -477,12 +889,15 @@
           </w:tcPr>
           <w:p>
             <w:pPr>
+              <w:pStyle w:val="Normal"/>
               <w:spacing w:before="40" w:after="40"/>
             </w:pPr>
             <w:r>
               <w:rPr>
-                <w:color w:val="1e2a2e"/>
+                <w:color w:val="1E2A2E"/>
                 <w:sz w:val="20"/>
+                <w:rFonts w:ascii="Garamond" w:hAnsi="Garamond" w:eastAsia="SimSun" w:cs="Garamond"/>
+                <w:szCs w:val="20"/>
               </w:rPr>
               <w:t>Acknowledged: ____________________</w:t>
             </w:r>
@@ -496,12 +911,15 @@
           </w:tcPr>
           <w:p>
             <w:pPr>
+              <w:pStyle w:val="Normal"/>
               <w:spacing w:before="40" w:after="40"/>
             </w:pPr>
             <w:r>
               <w:rPr>
-                <w:color w:val="1e2a2e"/>
+                <w:color w:val="1E2A2E"/>
                 <w:sz w:val="20"/>
+                <w:rFonts w:ascii="Garamond" w:hAnsi="Garamond" w:eastAsia="SimSun" w:cs="Garamond"/>
+                <w:szCs w:val="20"/>
               </w:rPr>
               <w:t>[Name]</w:t>
             </w:r>
@@ -513,12 +931,15 @@
           </w:tcPr>
           <w:p>
             <w:pPr>
+              <w:pStyle w:val="Normal"/>
               <w:spacing w:before="40" w:after="40"/>
             </w:pPr>
             <w:r>
               <w:rPr>
-                <w:color w:val="1e2a2e"/>
+                <w:color w:val="1E2A2E"/>
                 <w:sz w:val="20"/>
+                <w:rFonts w:ascii="Garamond" w:hAnsi="Garamond" w:eastAsia="SimSun" w:cs="Garamond"/>
+                <w:szCs w:val="20"/>
               </w:rPr>
               <w:t>[Name]</w:t>
             </w:r>
@@ -532,14 +953,17 @@
           </w:tcPr>
           <w:p>
             <w:pPr>
+              <w:pStyle w:val="Normal"/>
               <w:spacing w:before="40" w:after="40"/>
             </w:pPr>
             <w:r>
               <w:rPr>
-                <w:color w:val="1e2a2e"/>
+                <w:color w:val="1E2A2E"/>
                 <w:sz w:val="20"/>
-              </w:rPr>
-              <w:t>Date: July 11, 2026</w:t>
+                <w:rFonts w:ascii="Garamond" w:hAnsi="Garamond" w:eastAsia="SimSun" w:cs="Garamond"/>
+                <w:szCs w:val="20"/>
+              </w:rPr>
+              <w:t>Date: July 12, 2026</w:t>
             </w:r>
           </w:p>
         </w:tc>
@@ -549,14 +973,17 @@
           </w:tcPr>
           <w:p>
             <w:pPr>
+              <w:pStyle w:val="Normal"/>
               <w:spacing w:before="40" w:after="40"/>
             </w:pPr>
             <w:r>
               <w:rPr>
-                <w:color w:val="1e2a2e"/>
+                <w:color w:val="1E2A2E"/>
                 <w:sz w:val="20"/>
-              </w:rPr>
-              <w:t>Date: July 11, 2026</w:t>
+                <w:rFonts w:ascii="Garamond" w:hAnsi="Garamond" w:eastAsia="SimSun" w:cs="Garamond"/>
+                <w:szCs w:val="20"/>
+              </w:rPr>
+              <w:t>Date: July 12, 2026</w:t>
             </w:r>
           </w:p>
         </w:tc>
@@ -568,12 +995,15 @@
           </w:tcPr>
           <w:p>
             <w:pPr>
+              <w:pStyle w:val="Normal"/>
               <w:spacing w:before="40" w:after="40"/>
             </w:pPr>
             <w:r>
               <w:rPr>
-                <w:color w:val="1e2a2e"/>
+                <w:color w:val="1E2A2E"/>
                 <w:sz w:val="20"/>
+                <w:rFonts w:ascii="Garamond" w:hAnsi="Garamond" w:eastAsia="SimSun" w:cs="Garamond"/>
+                <w:szCs w:val="20"/>
               </w:rPr>
               <w:t>Seal: [Official Seal of Iran]</w:t>
             </w:r>
@@ -585,12 +1015,15 @@
           </w:tcPr>
           <w:p>
             <w:pPr>
+              <w:pStyle w:val="Normal"/>
               <w:spacing w:before="40" w:after="40"/>
             </w:pPr>
             <w:r>
               <w:rPr>
-                <w:color w:val="1e2a2e"/>
+                <w:color w:val="1E2A2E"/>
                 <w:sz w:val="20"/>
+                <w:rFonts w:ascii="Garamond" w:hAnsi="Garamond" w:eastAsia="SimSun" w:cs="Garamond"/>
+                <w:szCs w:val="20"/>
               </w:rPr>
               <w:t/>
             </w:r>
@@ -599,22 +1032,25 @@
       </w:tr>
       <w:tr>
         <w:trPr>
-          <w:tblHeader/>
+          <w:tblHeader w:val="1"/>
         </w:trPr>
         <w:tc>
           <w:tcPr>
             <w:tcW w:w="4500" w:type="dxa"/>
-            <w:shd w:val="clear" w:fill="edf3f4"/>
-          </w:tcPr>
-          <w:p>
-            <w:pPr>
+            <w:shd w:val="clear" w:fill="EDF3F4" w:color="auto"/>
+          </w:tcPr>
+          <w:p>
+            <w:pPr>
+              <w:pStyle w:val="Normal"/>
               <w:spacing w:before="40" w:after="40"/>
             </w:pPr>
             <w:r>
               <w:rPr>
                 <w:b/>
-                <w:color w:val="0d3d45"/>
+                <w:color w:val="0D3D45"/>
                 <w:sz w:val="20"/>
+                <w:rFonts w:ascii="Garamond" w:hAnsi="Garamond" w:eastAsia="SimSun" w:cs="Garamond"/>
+                <w:szCs w:val="20"/>
               </w:rPr>
               <w:t>WITNESSED BY:</w:t>
             </w:r>
@@ -623,17 +1059,20 @@
         <w:tc>
           <w:tcPr>
             <w:tcW w:w="4500" w:type="dxa"/>
-            <w:shd w:val="clear" w:fill="edf3f4"/>
-          </w:tcPr>
-          <w:p>
-            <w:pPr>
+            <w:shd w:val="clear" w:fill="EDF3F4" w:color="auto"/>
+          </w:tcPr>
+          <w:p>
+            <w:pPr>
+              <w:pStyle w:val="Normal"/>
               <w:spacing w:before="40" w:after="40"/>
             </w:pPr>
             <w:r>
               <w:rPr>
                 <w:b/>
-                <w:color w:val="0d3d45"/>
+                <w:color w:val="0D3D45"/>
                 <w:sz w:val="20"/>
+                <w:rFonts w:ascii="Garamond" w:hAnsi="Garamond" w:eastAsia="SimSun" w:cs="Garamond"/>
+                <w:szCs w:val="20"/>
               </w:rPr>
               <w:t>WITNESSED BY:</w:t>
             </w:r>
@@ -647,12 +1086,15 @@
           </w:tcPr>
           <w:p>
             <w:pPr>
+              <w:pStyle w:val="Normal"/>
               <w:spacing w:before="40" w:after="40"/>
             </w:pPr>
             <w:r>
               <w:rPr>
-                <w:color w:val="1e2a2e"/>
+                <w:color w:val="1E2A2E"/>
                 <w:sz w:val="20"/>
+                <w:rFonts w:ascii="Garamond" w:hAnsi="Garamond" w:eastAsia="SimSun" w:cs="Garamond"/>
+                <w:szCs w:val="20"/>
               </w:rPr>
               <w:t>SULTANATE OF OMAN</w:t>
             </w:r>
@@ -664,12 +1106,15 @@
           </w:tcPr>
           <w:p>
             <w:pPr>
+              <w:pStyle w:val="Normal"/>
               <w:spacing w:before="40" w:after="40"/>
             </w:pPr>
             <w:r>
               <w:rPr>
-                <w:color w:val="1e2a2e"/>
+                <w:color w:val="1E2A2E"/>
                 <w:sz w:val="20"/>
+                <w:rFonts w:ascii="Garamond" w:hAnsi="Garamond" w:eastAsia="SimSun" w:cs="Garamond"/>
+                <w:szCs w:val="20"/>
               </w:rPr>
               <w:t>STATE OF QATAR</w:t>
             </w:r>
@@ -683,12 +1128,15 @@
           </w:tcPr>
           <w:p>
             <w:pPr>
+              <w:pStyle w:val="Normal"/>
               <w:spacing w:before="40" w:after="40"/>
             </w:pPr>
             <w:r>
               <w:rPr>
-                <w:color w:val="1e2a2e"/>
+                <w:color w:val="1E2A2E"/>
                 <w:sz w:val="20"/>
+                <w:rFonts w:ascii="Garamond" w:hAnsi="Garamond" w:eastAsia="SimSun" w:cs="Garamond"/>
+                <w:szCs w:val="20"/>
               </w:rPr>
               <w:t>Representative: ____________________</w:t>
             </w:r>
@@ -700,12 +1148,15 @@
           </w:tcPr>
           <w:p>
             <w:pPr>
+              <w:pStyle w:val="Normal"/>
               <w:spacing w:before="40" w:after="40"/>
             </w:pPr>
             <w:r>
               <w:rPr>
-                <w:color w:val="1e2a2e"/>
+                <w:color w:val="1E2A2E"/>
                 <w:sz w:val="20"/>
+                <w:rFonts w:ascii="Garamond" w:hAnsi="Garamond" w:eastAsia="SimSun" w:cs="Garamond"/>
+                <w:szCs w:val="20"/>
               </w:rPr>
               <w:t>Representative: ____________________</w:t>
             </w:r>
@@ -719,14 +1170,17 @@
           </w:tcPr>
           <w:p>
             <w:pPr>
+              <w:pStyle w:val="Normal"/>
               <w:spacing w:before="40" w:after="40"/>
             </w:pPr>
             <w:r>
               <w:rPr>
-                <w:color w:val="1e2a2e"/>
+                <w:color w:val="1E2A2E"/>
                 <w:sz w:val="20"/>
-              </w:rPr>
-              <w:t>Date: July 11, 2026</w:t>
+                <w:rFonts w:ascii="Garamond" w:hAnsi="Garamond" w:eastAsia="SimSun" w:cs="Garamond"/>
+                <w:szCs w:val="20"/>
+              </w:rPr>
+              <w:t>Date: July 12, 2026</w:t>
             </w:r>
           </w:p>
         </w:tc>
@@ -736,14 +1190,17 @@
           </w:tcPr>
           <w:p>
             <w:pPr>
+              <w:pStyle w:val="Normal"/>
               <w:spacing w:before="40" w:after="40"/>
             </w:pPr>
             <w:r>
               <w:rPr>
-                <w:color w:val="1e2a2e"/>
+                <w:color w:val="1E2A2E"/>
                 <w:sz w:val="20"/>
-              </w:rPr>
-              <w:t>Date: July 11, 2026</w:t>
+                <w:rFonts w:ascii="Garamond" w:hAnsi="Garamond" w:eastAsia="SimSun" w:cs="Garamond"/>
+                <w:szCs w:val="20"/>
+              </w:rPr>
+              <w:t>Date: July 12, 2026</w:t>
             </w:r>
           </w:p>
         </w:tc>
@@ -751,6 +1208,7 @@
     </w:tbl>
     <w:p>
       <w:pPr>
+        <w:pStyle w:val="Normal"/>
         <w:pageBreakBefore/>
       </w:pPr>
     </w:p>
@@ -759,6 +1217,13 @@
         <w:pStyle w:val="Heading1"/>
       </w:pPr>
       <w:r>
+        <w:rPr>
+          <w:rFonts w:ascii="Garamond" w:hAnsi="Garamond" w:eastAsia="Garamond" w:cs="Garamond"/>
+          <w:b/>
+          <w:color w:val="0D3D45"/>
+          <w:sz w:val="28"/>
+          <w:szCs w:val="28"/>
+        </w:rPr>
         <w:t>PART II: PRESS RELEASE TIMELINE — JULY 12, 2026</w:t>
       </w:r>
     </w:p>
@@ -767,6 +1232,13 @@
         <w:pStyle w:val="Heading2"/>
       </w:pPr>
       <w:r>
+        <w:rPr>
+          <w:rFonts w:ascii="Garamond" w:hAnsi="Garamond" w:eastAsia="Garamond" w:cs="Garamond"/>
+          <w:b/>
+          <w:color w:val="1A5F6A"/>
+          <w:sz w:val="24"/>
+          <w:szCs w:val="24"/>
+        </w:rPr>
         <w:t>Scenario A: Iran Signs the Joint Statement (Best Case)</w:t>
       </w:r>
     </w:p>
@@ -790,22 +1262,25 @@
       </w:tblGrid>
       <w:tr>
         <w:trPr>
-          <w:tblHeader/>
+          <w:tblHeader w:val="1"/>
         </w:trPr>
         <w:tc>
           <w:tcPr>
             <w:tcW w:w="1200" w:type="dxa"/>
-            <w:shd w:val="clear" w:fill="edf3f4"/>
-          </w:tcPr>
-          <w:p>
-            <w:pPr>
+            <w:shd w:val="clear" w:fill="EDF3F4" w:color="auto"/>
+          </w:tcPr>
+          <w:p>
+            <w:pPr>
+              <w:pStyle w:val="Normal"/>
               <w:spacing w:before="30" w:after="30"/>
             </w:pPr>
             <w:r>
               <w:rPr>
                 <w:b/>
-                <w:color w:val="0d3d45"/>
-                <w:sz w:val="18"/>
+                <w:color w:val="0D3D45"/>
+                <w:sz w:val="18"/>
+                <w:rFonts w:ascii="Garamond" w:hAnsi="Garamond" w:eastAsia="SimSun" w:cs="Garamond"/>
+                <w:szCs w:val="18"/>
               </w:rPr>
               <w:t>Time (EST)</w:t>
             </w:r>
@@ -814,17 +1289,20 @@
         <w:tc>
           <w:tcPr>
             <w:tcW w:w="2200" w:type="dxa"/>
-            <w:shd w:val="clear" w:fill="edf3f4"/>
-          </w:tcPr>
-          <w:p>
-            <w:pPr>
+            <w:shd w:val="clear" w:fill="EDF3F4" w:color="auto"/>
+          </w:tcPr>
+          <w:p>
+            <w:pPr>
+              <w:pStyle w:val="Normal"/>
               <w:spacing w:before="30" w:after="30"/>
             </w:pPr>
             <w:r>
               <w:rPr>
                 <w:b/>
-                <w:color w:val="0d3d45"/>
-                <w:sz w:val="18"/>
+                <w:color w:val="0D3D45"/>
+                <w:sz w:val="18"/>
+                <w:rFonts w:ascii="Garamond" w:hAnsi="Garamond" w:eastAsia="SimSun" w:cs="Garamond"/>
+                <w:szCs w:val="18"/>
               </w:rPr>
               <w:t>Action</w:t>
             </w:r>
@@ -833,17 +1311,20 @@
         <w:tc>
           <w:tcPr>
             <w:tcW w:w="2500" w:type="dxa"/>
-            <w:shd w:val="clear" w:fill="edf3f4"/>
-          </w:tcPr>
-          <w:p>
-            <w:pPr>
+            <w:shd w:val="clear" w:fill="EDF3F4" w:color="auto"/>
+          </w:tcPr>
+          <w:p>
+            <w:pPr>
+              <w:pStyle w:val="Normal"/>
               <w:spacing w:before="30" w:after="30"/>
             </w:pPr>
             <w:r>
               <w:rPr>
                 <w:b/>
-                <w:color w:val="0d3d45"/>
-                <w:sz w:val="18"/>
+                <w:color w:val="0D3D45"/>
+                <w:sz w:val="18"/>
+                <w:rFonts w:ascii="Garamond" w:hAnsi="Garamond" w:eastAsia="SimSun" w:cs="Garamond"/>
+                <w:szCs w:val="18"/>
               </w:rPr>
               <w:t>Responsible Party</w:t>
             </w:r>
@@ -852,17 +1333,20 @@
         <w:tc>
           <w:tcPr>
             <w:tcW w:w="2800" w:type="dxa"/>
-            <w:shd w:val="clear" w:fill="edf3f4"/>
-          </w:tcPr>
-          <w:p>
-            <w:pPr>
+            <w:shd w:val="clear" w:fill="EDF3F4" w:color="auto"/>
+          </w:tcPr>
+          <w:p>
+            <w:pPr>
+              <w:pStyle w:val="Normal"/>
               <w:spacing w:before="30" w:after="30"/>
             </w:pPr>
             <w:r>
               <w:rPr>
                 <w:b/>
-                <w:color w:val="0d3d45"/>
-                <w:sz w:val="18"/>
+                <w:color w:val="0D3D45"/>
+                <w:sz w:val="18"/>
+                <w:rFonts w:ascii="Garamond" w:hAnsi="Garamond" w:eastAsia="SimSun" w:cs="Garamond"/>
+                <w:szCs w:val="18"/>
               </w:rPr>
               <w:t>Details</w:t>
             </w:r>
@@ -870,35 +1354,46 @@
         </w:tc>
       </w:tr>
       <w:tr>
+        <w:trPr>
+          <w:tblHeader w:val="1"/>
+        </w:trPr>
         <w:tc>
           <w:tcPr>
             <w:tcW w:w="1200" w:type="dxa"/>
-          </w:tcPr>
-          <w:p>
-            <w:pPr>
-              <w:spacing w:before="30" w:after="30"/>
-            </w:pPr>
-            <w:r>
-              <w:rPr>
-                <w:color w:val="1e2a2e"/>
-                <w:sz w:val="18"/>
-              </w:rPr>
-              <w:t>8:00 AM</w:t>
+            <w:shd w:val="clear" w:fill="EDF3F4" w:color="auto"/>
+          </w:tcPr>
+          <w:p>
+            <w:pPr>
+              <w:pStyle w:val="Normal"/>
+              <w:spacing w:before="30" w:after="30"/>
+            </w:pPr>
+            <w:r>
+              <w:rPr>
+                <w:color w:val="1E2A2E"/>
+                <w:sz w:val="18"/>
+                <w:rFonts w:ascii="Garamond" w:hAnsi="Garamond" w:eastAsia="SimSun" w:cs="Garamond"/>
+                <w:szCs w:val="18"/>
+              </w:rPr>
+              <w:t>10:30 PM</w:t>
             </w:r>
           </w:p>
         </w:tc>
         <w:tc>
           <w:tcPr>
             <w:tcW w:w="2200" w:type="dxa"/>
-          </w:tcPr>
-          <w:p>
-            <w:pPr>
-              <w:spacing w:before="30" w:after="30"/>
-            </w:pPr>
-            <w:r>
-              <w:rPr>
-                <w:color w:val="1e2a2e"/>
-                <w:sz w:val="18"/>
+            <w:shd w:val="clear" w:fill="EDF3F4" w:color="auto"/>
+          </w:tcPr>
+          <w:p>
+            <w:pPr>
+              <w:pStyle w:val="Normal"/>
+              <w:spacing w:before="30" w:after="30"/>
+            </w:pPr>
+            <w:r>
+              <w:rPr>
+                <w:color w:val="1E2A2E"/>
+                <w:sz w:val="18"/>
+                <w:rFonts w:ascii="Garamond" w:hAnsi="Garamond" w:eastAsia="SimSun" w:cs="Garamond"/>
+                <w:szCs w:val="18"/>
               </w:rPr>
               <w:t>Omani notification</w:t>
             </w:r>
@@ -907,15 +1402,19 @@
         <w:tc>
           <w:tcPr>
             <w:tcW w:w="2500" w:type="dxa"/>
-          </w:tcPr>
-          <w:p>
-            <w:pPr>
-              <w:spacing w:before="30" w:after="30"/>
-            </w:pPr>
-            <w:r>
-              <w:rPr>
-                <w:color w:val="1e2a2e"/>
-                <w:sz w:val="18"/>
+            <w:shd w:val="clear" w:fill="EDF3F4" w:color="auto"/>
+          </w:tcPr>
+          <w:p>
+            <w:pPr>
+              <w:pStyle w:val="Normal"/>
+              <w:spacing w:before="30" w:after="30"/>
+            </w:pPr>
+            <w:r>
+              <w:rPr>
+                <w:color w:val="1E2A2E"/>
+                <w:sz w:val="18"/>
+                <w:rFonts w:ascii="Garamond" w:hAnsi="Garamond" w:eastAsia="SimSun" w:cs="Garamond"/>
+                <w:szCs w:val="18"/>
               </w:rPr>
               <w:t>Sultanate of Oman</w:t>
             </w:r>
@@ -924,15 +1423,19 @@
         <w:tc>
           <w:tcPr>
             <w:tcW w:w="2800" w:type="dxa"/>
-          </w:tcPr>
-          <w:p>
-            <w:pPr>
-              <w:spacing w:before="30" w:after="30"/>
-            </w:pPr>
-            <w:r>
-              <w:rPr>
-                <w:color w:val="1e2a2e"/>
-                <w:sz w:val="18"/>
+            <w:shd w:val="clear" w:fill="EDF3F4" w:color="auto"/>
+          </w:tcPr>
+          <w:p>
+            <w:pPr>
+              <w:pStyle w:val="Normal"/>
+              <w:spacing w:before="30" w:after="30"/>
+            </w:pPr>
+            <w:r>
+              <w:rPr>
+                <w:color w:val="1E2A2E"/>
+                <w:sz w:val="18"/>
+                <w:rFonts w:ascii="Garamond" w:hAnsi="Garamond" w:eastAsia="SimSun" w:cs="Garamond"/>
+                <w:szCs w:val="18"/>
               </w:rPr>
               <w:t>Oman confirms Iran has signed the joint statement and notifies U.S. and Qatar</w:t>
             </w:r>
@@ -946,14 +1449,17 @@
           </w:tcPr>
           <w:p>
             <w:pPr>
-              <w:spacing w:before="30" w:after="30"/>
-            </w:pPr>
-            <w:r>
-              <w:rPr>
-                <w:color w:val="1e2a2e"/>
-                <w:sz w:val="18"/>
-              </w:rPr>
-              <w:t>8:30 AM</w:t>
+              <w:pStyle w:val="Normal"/>
+              <w:spacing w:before="30" w:after="30"/>
+            </w:pPr>
+            <w:r>
+              <w:rPr>
+                <w:color w:val="1E2A2E"/>
+                <w:sz w:val="18"/>
+                <w:rFonts w:ascii="Garamond" w:hAnsi="Garamond" w:eastAsia="SimSun" w:cs="Garamond"/>
+                <w:szCs w:val="18"/>
+              </w:rPr>
+              <w:t>6:30 PM</w:t>
             </w:r>
           </w:p>
         </w:tc>
@@ -963,12 +1469,15 @@
           </w:tcPr>
           <w:p>
             <w:pPr>
-              <w:spacing w:before="30" w:after="30"/>
-            </w:pPr>
-            <w:r>
-              <w:rPr>
-                <w:color w:val="1e2a2e"/>
-                <w:sz w:val="18"/>
+              <w:pStyle w:val="Normal"/>
+              <w:spacing w:before="30" w:after="30"/>
+            </w:pPr>
+            <w:r>
+              <w:rPr>
+                <w:color w:val="1E2A2E"/>
+                <w:sz w:val="18"/>
+                <w:rFonts w:ascii="Garamond" w:hAnsi="Garamond" w:eastAsia="SimSun" w:cs="Garamond"/>
+                <w:szCs w:val="18"/>
               </w:rPr>
               <w:t>U.S. confirmation</w:t>
             </w:r>
@@ -980,12 +1489,15 @@
           </w:tcPr>
           <w:p>
             <w:pPr>
-              <w:spacing w:before="30" w:after="30"/>
-            </w:pPr>
-            <w:r>
-              <w:rPr>
-                <w:color w:val="1e2a2e"/>
-                <w:sz w:val="18"/>
+              <w:pStyle w:val="Normal"/>
+              <w:spacing w:before="30" w:after="30"/>
+            </w:pPr>
+            <w:r>
+              <w:rPr>
+                <w:color w:val="1E2A2E"/>
+                <w:sz w:val="18"/>
+                <w:rFonts w:ascii="Garamond" w:hAnsi="Garamond" w:eastAsia="SimSun" w:cs="Garamond"/>
+                <w:szCs w:val="18"/>
               </w:rPr>
               <w:t>White House / State Dept</w:t>
             </w:r>
@@ -997,12 +1509,15 @@
           </w:tcPr>
           <w:p>
             <w:pPr>
-              <w:spacing w:before="30" w:after="30"/>
-            </w:pPr>
-            <w:r>
-              <w:rPr>
-                <w:color w:val="1e2a2e"/>
-                <w:sz w:val="18"/>
+              <w:pStyle w:val="Normal"/>
+              <w:spacing w:before="30" w:after="30"/>
+            </w:pPr>
+            <w:r>
+              <w:rPr>
+                <w:color w:val="1E2A2E"/>
+                <w:sz w:val="18"/>
+                <w:rFonts w:ascii="Garamond" w:hAnsi="Garamond" w:eastAsia="SimSun" w:cs="Garamond"/>
+                <w:szCs w:val="18"/>
               </w:rPr>
               <w:t>U.S. receives and confirms the signed statement; internal notification to CENTCOM</w:t>
             </w:r>
@@ -1016,14 +1531,17 @@
           </w:tcPr>
           <w:p>
             <w:pPr>
-              <w:spacing w:before="30" w:after="30"/>
-            </w:pPr>
-            <w:r>
-              <w:rPr>
-                <w:color w:val="1e2a2e"/>
-                <w:sz w:val="18"/>
-              </w:rPr>
-              <w:t>9:00 AM</w:t>
+              <w:pStyle w:val="Normal"/>
+              <w:spacing w:before="30" w:after="30"/>
+            </w:pPr>
+            <w:r>
+              <w:rPr>
+                <w:color w:val="1E2A2E"/>
+                <w:sz w:val="18"/>
+                <w:rFonts w:ascii="Garamond" w:hAnsi="Garamond" w:eastAsia="SimSun" w:cs="Garamond"/>
+                <w:szCs w:val="18"/>
+              </w:rPr>
+              <w:t>7:00 PM</w:t>
             </w:r>
           </w:p>
         </w:tc>
@@ -1033,12 +1551,15 @@
           </w:tcPr>
           <w:p>
             <w:pPr>
-              <w:spacing w:before="30" w:after="30"/>
-            </w:pPr>
-            <w:r>
-              <w:rPr>
-                <w:color w:val="1e2a2e"/>
-                <w:sz w:val="18"/>
+              <w:pStyle w:val="Normal"/>
+              <w:spacing w:before="30" w:after="30"/>
+            </w:pPr>
+            <w:r>
+              <w:rPr>
+                <w:color w:val="1E2A2E"/>
+                <w:sz w:val="18"/>
+                <w:rFonts w:ascii="Garamond" w:hAnsi="Garamond" w:eastAsia="SimSun" w:cs="Garamond"/>
+                <w:szCs w:val="18"/>
               </w:rPr>
               <w:t>Press Pool Call</w:t>
             </w:r>
@@ -1050,12 +1571,15 @@
           </w:tcPr>
           <w:p>
             <w:pPr>
-              <w:spacing w:before="30" w:after="30"/>
-            </w:pPr>
-            <w:r>
-              <w:rPr>
-                <w:color w:val="1e2a2e"/>
-                <w:sz w:val="18"/>
+              <w:pStyle w:val="Normal"/>
+              <w:spacing w:before="30" w:after="30"/>
+            </w:pPr>
+            <w:r>
+              <w:rPr>
+                <w:color w:val="1E2A2E"/>
+                <w:sz w:val="18"/>
+                <w:rFonts w:ascii="Garamond" w:hAnsi="Garamond" w:eastAsia="SimSun" w:cs="Garamond"/>
+                <w:szCs w:val="18"/>
               </w:rPr>
               <w:t>Press Secretary Karoline Leavitt</w:t>
             </w:r>
@@ -1067,12 +1591,15 @@
           </w:tcPr>
           <w:p>
             <w:pPr>
-              <w:spacing w:before="30" w:after="30"/>
-            </w:pPr>
-            <w:r>
-              <w:rPr>
-                <w:color w:val="1e2a2e"/>
-                <w:sz w:val="18"/>
+              <w:pStyle w:val="Normal"/>
+              <w:spacing w:before="30" w:after="30"/>
+            </w:pPr>
+            <w:r>
+              <w:rPr>
+                <w:color w:val="1E2A2E"/>
+                <w:sz w:val="18"/>
+                <w:rFonts w:ascii="Garamond" w:hAnsi="Garamond" w:eastAsia="SimSun" w:cs="Garamond"/>
+                <w:szCs w:val="18"/>
               </w:rPr>
               <w:t>Announces verified assurances received from Iran; conditional pause in strikes begins</w:t>
             </w:r>
@@ -1086,14 +1613,17 @@
           </w:tcPr>
           <w:p>
             <w:pPr>
-              <w:spacing w:before="30" w:after="30"/>
-            </w:pPr>
-            <w:r>
-              <w:rPr>
-                <w:color w:val="1e2a2e"/>
-                <w:sz w:val="18"/>
-              </w:rPr>
-              <w:t>9:30 AM</w:t>
+              <w:pStyle w:val="Normal"/>
+              <w:spacing w:before="30" w:after="30"/>
+            </w:pPr>
+            <w:r>
+              <w:rPr>
+                <w:color w:val="1E2A2E"/>
+                <w:sz w:val="18"/>
+                <w:rFonts w:ascii="Garamond" w:hAnsi="Garamond" w:eastAsia="SimSun" w:cs="Garamond"/>
+                <w:szCs w:val="18"/>
+              </w:rPr>
+              <w:t>7:30 PM</w:t>
             </w:r>
           </w:p>
         </w:tc>
@@ -1103,12 +1633,15 @@
           </w:tcPr>
           <w:p>
             <w:pPr>
-              <w:spacing w:before="30" w:after="30"/>
-            </w:pPr>
-            <w:r>
-              <w:rPr>
-                <w:color w:val="1e2a2e"/>
-                <w:sz w:val="18"/>
+              <w:pStyle w:val="Normal"/>
+              <w:spacing w:before="30" w:after="30"/>
+            </w:pPr>
+            <w:r>
+              <w:rPr>
+                <w:color w:val="1E2A2E"/>
+                <w:sz w:val="18"/>
+                <w:rFonts w:ascii="Garamond" w:hAnsi="Garamond" w:eastAsia="SimSun" w:cs="Garamond"/>
+                <w:szCs w:val="18"/>
               </w:rPr>
               <w:t>Pentagon Briefing</w:t>
             </w:r>
@@ -1120,12 +1653,15 @@
           </w:tcPr>
           <w:p>
             <w:pPr>
-              <w:spacing w:before="30" w:after="30"/>
-            </w:pPr>
-            <w:r>
-              <w:rPr>
-                <w:color w:val="1e2a2e"/>
-                <w:sz w:val="18"/>
+              <w:pStyle w:val="Normal"/>
+              <w:spacing w:before="30" w:after="30"/>
+            </w:pPr>
+            <w:r>
+              <w:rPr>
+                <w:color w:val="1E2A2E"/>
+                <w:sz w:val="18"/>
+                <w:rFonts w:ascii="Garamond" w:hAnsi="Garamond" w:eastAsia="SimSun" w:cs="Garamond"/>
+                <w:szCs w:val="18"/>
               </w:rPr>
               <w:t>Pentagon Press Secretary</w:t>
             </w:r>
@@ -1137,12 +1673,15 @@
           </w:tcPr>
           <w:p>
             <w:pPr>
-              <w:spacing w:before="30" w:after="30"/>
-            </w:pPr>
-            <w:r>
-              <w:rPr>
-                <w:color w:val="1e2a2e"/>
-                <w:sz w:val="18"/>
+              <w:pStyle w:val="Normal"/>
+              <w:spacing w:before="30" w:after="30"/>
+            </w:pPr>
+            <w:r>
+              <w:rPr>
+                <w:color w:val="1E2A2E"/>
+                <w:sz w:val="18"/>
+                <w:rFonts w:ascii="Garamond" w:hAnsi="Garamond" w:eastAsia="SimSun" w:cs="Garamond"/>
+                <w:szCs w:val="18"/>
               </w:rPr>
               <w:t>Operational details: pause parameters, ROE, geographic boundaries</w:t>
             </w:r>
@@ -1156,14 +1695,17 @@
           </w:tcPr>
           <w:p>
             <w:pPr>
-              <w:spacing w:before="30" w:after="30"/>
-            </w:pPr>
-            <w:r>
-              <w:rPr>
-                <w:color w:val="1e2a2e"/>
-                <w:sz w:val="18"/>
-              </w:rPr>
-              <w:t>10:00 AM</w:t>
+              <w:pStyle w:val="Normal"/>
+              <w:spacing w:before="30" w:after="30"/>
+            </w:pPr>
+            <w:r>
+              <w:rPr>
+                <w:color w:val="1E2A2E"/>
+                <w:sz w:val="18"/>
+                <w:rFonts w:ascii="Garamond" w:hAnsi="Garamond" w:eastAsia="SimSun" w:cs="Garamond"/>
+                <w:szCs w:val="18"/>
+              </w:rPr>
+              <w:t>8:00 PM</w:t>
             </w:r>
           </w:p>
         </w:tc>
@@ -1173,12 +1715,15 @@
           </w:tcPr>
           <w:p>
             <w:pPr>
-              <w:spacing w:before="30" w:after="30"/>
-            </w:pPr>
-            <w:r>
-              <w:rPr>
-                <w:color w:val="1e2a2e"/>
-                <w:sz w:val="18"/>
+              <w:pStyle w:val="Normal"/>
+              <w:spacing w:before="30" w:after="30"/>
+            </w:pPr>
+            <w:r>
+              <w:rPr>
+                <w:color w:val="1E2A2E"/>
+                <w:sz w:val="18"/>
+                <w:rFonts w:ascii="Garamond" w:hAnsi="Garamond" w:eastAsia="SimSun" w:cs="Garamond"/>
+                <w:szCs w:val="18"/>
               </w:rPr>
               <w:t>State Dept Briefing</w:t>
             </w:r>
@@ -1190,12 +1735,15 @@
           </w:tcPr>
           <w:p>
             <w:pPr>
-              <w:spacing w:before="30" w:after="30"/>
-            </w:pPr>
-            <w:r>
-              <w:rPr>
-                <w:color w:val="1e2a2e"/>
-                <w:sz w:val="18"/>
+              <w:pStyle w:val="Normal"/>
+              <w:spacing w:before="30" w:after="30"/>
+            </w:pPr>
+            <w:r>
+              <w:rPr>
+                <w:color w:val="1E2A2E"/>
+                <w:sz w:val="18"/>
+                <w:rFonts w:ascii="Garamond" w:hAnsi="Garamond" w:eastAsia="SimSun" w:cs="Garamond"/>
+                <w:szCs w:val="18"/>
               </w:rPr>
               <w:t>Secretary of State Marco Rubio</w:t>
             </w:r>
@@ -1207,12 +1755,15 @@
           </w:tcPr>
           <w:p>
             <w:pPr>
-              <w:spacing w:before="30" w:after="30"/>
-            </w:pPr>
-            <w:r>
-              <w:rPr>
-                <w:color w:val="1e2a2e"/>
-                <w:sz w:val="18"/>
+              <w:pStyle w:val="Normal"/>
+              <w:spacing w:before="30" w:after="30"/>
+            </w:pPr>
+            <w:r>
+              <w:rPr>
+                <w:color w:val="1E2A2E"/>
+                <w:sz w:val="18"/>
+                <w:rFonts w:ascii="Garamond" w:hAnsi="Garamond" w:eastAsia="SimSun" w:cs="Garamond"/>
+                <w:szCs w:val="18"/>
               </w:rPr>
               <w:t>Diplomatic context: Oman/Qatar facilitation, Article 5 implementation, path to final deal</w:t>
             </w:r>
@@ -1226,14 +1777,17 @@
           </w:tcPr>
           <w:p>
             <w:pPr>
-              <w:spacing w:before="30" w:after="30"/>
-            </w:pPr>
-            <w:r>
-              <w:rPr>
-                <w:color w:val="1e2a2e"/>
-                <w:sz w:val="18"/>
-              </w:rPr>
-              <w:t>11:00 AM</w:t>
+              <w:pStyle w:val="Normal"/>
+              <w:spacing w:before="30" w:after="30"/>
+            </w:pPr>
+            <w:r>
+              <w:rPr>
+                <w:color w:val="1E2A2E"/>
+                <w:sz w:val="18"/>
+                <w:rFonts w:ascii="Garamond" w:hAnsi="Garamond" w:eastAsia="SimSun" w:cs="Garamond"/>
+                <w:szCs w:val="18"/>
+              </w:rPr>
+              <w:t>8:30 PM</w:t>
             </w:r>
           </w:p>
         </w:tc>
@@ -1243,12 +1797,15 @@
           </w:tcPr>
           <w:p>
             <w:pPr>
-              <w:spacing w:before="30" w:after="30"/>
-            </w:pPr>
-            <w:r>
-              <w:rPr>
-                <w:color w:val="1e2a2e"/>
-                <w:sz w:val="18"/>
+              <w:pStyle w:val="Normal"/>
+              <w:spacing w:before="30" w:after="30"/>
+            </w:pPr>
+            <w:r>
+              <w:rPr>
+                <w:color w:val="1E2A2E"/>
+                <w:sz w:val="18"/>
+                <w:rFonts w:ascii="Garamond" w:hAnsi="Garamond" w:eastAsia="SimSun" w:cs="Garamond"/>
+                <w:szCs w:val="18"/>
               </w:rPr>
               <w:t>Joint Statement Released</w:t>
             </w:r>
@@ -1260,12 +1817,15 @@
           </w:tcPr>
           <w:p>
             <w:pPr>
-              <w:spacing w:before="30" w:after="30"/>
-            </w:pPr>
-            <w:r>
-              <w:rPr>
-                <w:color w:val="1e2a2e"/>
-                <w:sz w:val="18"/>
+              <w:pStyle w:val="Normal"/>
+              <w:spacing w:before="30" w:after="30"/>
+            </w:pPr>
+            <w:r>
+              <w:rPr>
+                <w:color w:val="1E2A2E"/>
+                <w:sz w:val="18"/>
+                <w:rFonts w:ascii="Garamond" w:hAnsi="Garamond" w:eastAsia="SimSun" w:cs="Garamond"/>
+                <w:szCs w:val="18"/>
               </w:rPr>
               <w:t>All Parties</w:t>
             </w:r>
@@ -1277,12 +1837,15 @@
           </w:tcPr>
           <w:p>
             <w:pPr>
-              <w:spacing w:before="30" w:after="30"/>
-            </w:pPr>
-            <w:r>
-              <w:rPr>
-                <w:color w:val="1e2a2e"/>
-                <w:sz w:val="18"/>
+              <w:pStyle w:val="Normal"/>
+              <w:spacing w:before="30" w:after="30"/>
+            </w:pPr>
+            <w:r>
+              <w:rPr>
+                <w:color w:val="1E2A2E"/>
+                <w:sz w:val="18"/>
+                <w:rFonts w:ascii="Garamond" w:hAnsi="Garamond" w:eastAsia="SimSun" w:cs="Garamond"/>
+                <w:szCs w:val="18"/>
               </w:rPr>
               <w:t>Official text released to global media pool</w:t>
             </w:r>
@@ -1296,14 +1859,17 @@
           </w:tcPr>
           <w:p>
             <w:pPr>
-              <w:spacing w:before="30" w:after="30"/>
-            </w:pPr>
-            <w:r>
-              <w:rPr>
-                <w:color w:val="1e2a2e"/>
-                <w:sz w:val="18"/>
-              </w:rPr>
-              <w:t>12:00 PM</w:t>
+              <w:pStyle w:val="Normal"/>
+              <w:spacing w:before="30" w:after="30"/>
+            </w:pPr>
+            <w:r>
+              <w:rPr>
+                <w:color w:val="1E2A2E"/>
+                <w:sz w:val="18"/>
+                <w:rFonts w:ascii="Garamond" w:hAnsi="Garamond" w:eastAsia="SimSun" w:cs="Garamond"/>
+                <w:szCs w:val="18"/>
+              </w:rPr>
+              <w:t>10:00 PM</w:t>
             </w:r>
           </w:p>
         </w:tc>
@@ -1313,12 +1879,15 @@
           </w:tcPr>
           <w:p>
             <w:pPr>
-              <w:spacing w:before="30" w:after="30"/>
-            </w:pPr>
-            <w:r>
-              <w:rPr>
-                <w:color w:val="1e2a2e"/>
-                <w:sz w:val="18"/>
+              <w:pStyle w:val="Normal"/>
+              <w:spacing w:before="30" w:after="30"/>
+            </w:pPr>
+            <w:r>
+              <w:rPr>
+                <w:color w:val="1E2A2E"/>
+                <w:sz w:val="18"/>
+                <w:rFonts w:ascii="Garamond" w:hAnsi="Garamond" w:eastAsia="SimSun" w:cs="Garamond"/>
+                <w:szCs w:val="18"/>
               </w:rPr>
               <w:t>International Response</w:t>
             </w:r>
@@ -1330,12 +1899,15 @@
           </w:tcPr>
           <w:p>
             <w:pPr>
-              <w:spacing w:before="30" w:after="30"/>
-            </w:pPr>
-            <w:r>
-              <w:rPr>
-                <w:color w:val="1e2a2e"/>
-                <w:sz w:val="18"/>
+              <w:pStyle w:val="Normal"/>
+              <w:spacing w:before="30" w:after="30"/>
+            </w:pPr>
+            <w:r>
+              <w:rPr>
+                <w:color w:val="1E2A2E"/>
+                <w:sz w:val="18"/>
+                <w:rFonts w:ascii="Garamond" w:hAnsi="Garamond" w:eastAsia="SimSun" w:cs="Garamond"/>
+                <w:szCs w:val="18"/>
               </w:rPr>
               <w:t>Allies</w:t>
             </w:r>
@@ -1347,12 +1919,15 @@
           </w:tcPr>
           <w:p>
             <w:pPr>
-              <w:spacing w:before="30" w:after="30"/>
-            </w:pPr>
-            <w:r>
-              <w:rPr>
-                <w:color w:val="1e2a2e"/>
-                <w:sz w:val="18"/>
+              <w:pStyle w:val="Normal"/>
+              <w:spacing w:before="30" w:after="30"/>
+            </w:pPr>
+            <w:r>
+              <w:rPr>
+                <w:color w:val="1E2A2E"/>
+                <w:sz w:val="18"/>
+                <w:rFonts w:ascii="Garamond" w:hAnsi="Garamond" w:eastAsia="SimSun" w:cs="Garamond"/>
+                <w:szCs w:val="18"/>
               </w:rPr>
               <w:t>Joint statement of support for reopening the Strait</w:t>
             </w:r>
@@ -1366,14 +1941,17 @@
           </w:tcPr>
           <w:p>
             <w:pPr>
-              <w:spacing w:before="30" w:after="30"/>
-            </w:pPr>
-            <w:r>
-              <w:rPr>
-                <w:color w:val="1e2a2e"/>
-                <w:sz w:val="18"/>
-              </w:rPr>
-              <w:t>2:00 PM</w:t>
+              <w:pStyle w:val="Normal"/>
+              <w:spacing w:before="30" w:after="30"/>
+            </w:pPr>
+            <w:r>
+              <w:rPr>
+                <w:color w:val="1E2A2E"/>
+                <w:sz w:val="18"/>
+                <w:rFonts w:ascii="Garamond" w:hAnsi="Garamond" w:eastAsia="SimSun" w:cs="Garamond"/>
+                <w:szCs w:val="18"/>
+              </w:rPr>
+              <w:t>9:30 PM</w:t>
             </w:r>
           </w:p>
         </w:tc>
@@ -1383,12 +1961,15 @@
           </w:tcPr>
           <w:p>
             <w:pPr>
-              <w:spacing w:before="30" w:after="30"/>
-            </w:pPr>
-            <w:r>
-              <w:rPr>
-                <w:color w:val="1e2a2e"/>
-                <w:sz w:val="18"/>
+              <w:pStyle w:val="Normal"/>
+              <w:spacing w:before="30" w:after="30"/>
+            </w:pPr>
+            <w:r>
+              <w:rPr>
+                <w:color w:val="1E2A2E"/>
+                <w:sz w:val="18"/>
+                <w:rFonts w:ascii="Garamond" w:hAnsi="Garamond" w:eastAsia="SimSun" w:cs="Garamond"/>
+                <w:szCs w:val="18"/>
               </w:rPr>
               <w:t>Truth Social Post</w:t>
             </w:r>
@@ -1400,12 +1981,15 @@
           </w:tcPr>
           <w:p>
             <w:pPr>
-              <w:spacing w:before="30" w:after="30"/>
-            </w:pPr>
-            <w:r>
-              <w:rPr>
-                <w:color w:val="1e2a2e"/>
-                <w:sz w:val="18"/>
+              <w:pStyle w:val="Normal"/>
+              <w:spacing w:before="30" w:after="30"/>
+            </w:pPr>
+            <w:r>
+              <w:rPr>
+                <w:color w:val="1E2A2E"/>
+                <w:sz w:val="18"/>
+                <w:rFonts w:ascii="Garamond" w:hAnsi="Garamond" w:eastAsia="SimSun" w:cs="Garamond"/>
+                <w:szCs w:val="18"/>
               </w:rPr>
               <w:t>President Trump</w:t>
             </w:r>
@@ -1417,12 +2001,15 @@
           </w:tcPr>
           <w:p>
             <w:pPr>
-              <w:spacing w:before="30" w:after="30"/>
-            </w:pPr>
-            <w:r>
-              <w:rPr>
-                <w:color w:val="1e2a2e"/>
-                <w:sz w:val="18"/>
+              <w:pStyle w:val="Normal"/>
+              <w:spacing w:before="30" w:after="30"/>
+            </w:pPr>
+            <w:r>
+              <w:rPr>
+                <w:color w:val="1E2A2E"/>
+                <w:sz w:val="18"/>
+                <w:rFonts w:ascii="Garamond" w:hAnsi="Garamond" w:eastAsia="SimSun" w:cs="Garamond"/>
+                <w:szCs w:val="18"/>
               </w:rPr>
               <w:t>Public statement on verified assurances and conditional pause</w:t>
             </w:r>
@@ -1436,14 +2023,17 @@
           </w:tcPr>
           <w:p>
             <w:pPr>
-              <w:spacing w:before="30" w:after="30"/>
-            </w:pPr>
-            <w:r>
-              <w:rPr>
-                <w:color w:val="1e2a2e"/>
-                <w:sz w:val="18"/>
-              </w:rPr>
-              <w:t>4:00 PM</w:t>
+              <w:pStyle w:val="Normal"/>
+              <w:spacing w:before="30" w:after="30"/>
+            </w:pPr>
+            <w:r>
+              <w:rPr>
+                <w:color w:val="1E2A2E"/>
+                <w:sz w:val="18"/>
+                <w:rFonts w:ascii="Garamond" w:hAnsi="Garamond" w:eastAsia="SimSun" w:cs="Garamond"/>
+                <w:szCs w:val="18"/>
+              </w:rPr>
+              <w:t>10:00 PM</w:t>
             </w:r>
           </w:p>
         </w:tc>
@@ -1453,12 +2043,15 @@
           </w:tcPr>
           <w:p>
             <w:pPr>
-              <w:spacing w:before="30" w:after="30"/>
-            </w:pPr>
-            <w:r>
-              <w:rPr>
-                <w:color w:val="1e2a2e"/>
-                <w:sz w:val="18"/>
+              <w:pStyle w:val="Normal"/>
+              <w:spacing w:before="30" w:after="30"/>
+            </w:pPr>
+            <w:r>
+              <w:rPr>
+                <w:color w:val="1E2A2E"/>
+                <w:sz w:val="18"/>
+                <w:rFonts w:ascii="Garamond" w:hAnsi="Garamond" w:eastAsia="SimSun" w:cs="Garamond"/>
+                <w:szCs w:val="18"/>
               </w:rPr>
               <w:t>Iranian Media Statement</w:t>
             </w:r>
@@ -1470,12 +2063,15 @@
           </w:tcPr>
           <w:p>
             <w:pPr>
-              <w:spacing w:before="30" w:after="30"/>
-            </w:pPr>
-            <w:r>
-              <w:rPr>
-                <w:color w:val="1e2a2e"/>
-                <w:sz w:val="18"/>
+              <w:pStyle w:val="Normal"/>
+              <w:spacing w:before="30" w:after="30"/>
+            </w:pPr>
+            <w:r>
+              <w:rPr>
+                <w:color w:val="1E2A2E"/>
+                <w:sz w:val="18"/>
+                <w:rFonts w:ascii="Garamond" w:hAnsi="Garamond" w:eastAsia="SimSun" w:cs="Garamond"/>
+                <w:szCs w:val="18"/>
               </w:rPr>
               <w:t>Iranian Foreign Ministry</w:t>
             </w:r>
@@ -1487,12 +2083,15 @@
           </w:tcPr>
           <w:p>
             <w:pPr>
-              <w:spacing w:before="30" w:after="30"/>
-            </w:pPr>
-            <w:r>
-              <w:rPr>
-                <w:color w:val="1e2a2e"/>
-                <w:sz w:val="18"/>
+              <w:pStyle w:val="Normal"/>
+              <w:spacing w:before="30" w:after="30"/>
+            </w:pPr>
+            <w:r>
+              <w:rPr>
+                <w:color w:val="1E2A2E"/>
+                <w:sz w:val="18"/>
+                <w:rFonts w:ascii="Garamond" w:hAnsi="Garamond" w:eastAsia="SimSun" w:cs="Garamond"/>
+                <w:szCs w:val="18"/>
               </w:rPr>
               <w:t>Technical statement on Article 5 implementation</w:t>
             </w:r>
@@ -1506,12 +2105,15 @@
           </w:tcPr>
           <w:p>
             <w:pPr>
-              <w:spacing w:before="30" w:after="30"/>
-            </w:pPr>
-            <w:r>
-              <w:rPr>
-                <w:color w:val="1e2a2e"/>
-                <w:sz w:val="18"/>
+              <w:pStyle w:val="Normal"/>
+              <w:spacing w:before="30" w:after="30"/>
+            </w:pPr>
+            <w:r>
+              <w:rPr>
+                <w:color w:val="1E2A2E"/>
+                <w:sz w:val="18"/>
+                <w:rFonts w:ascii="Garamond" w:hAnsi="Garamond" w:eastAsia="SimSun" w:cs="Garamond"/>
+                <w:szCs w:val="18"/>
               </w:rPr>
               <w:t>6:00 PM</w:t>
             </w:r>
@@ -1523,12 +2125,16 @@
           </w:tcPr>
           <w:p>
             <w:pPr>
-              <w:spacing w:before="30" w:after="30"/>
-            </w:pPr>
-            <w:r>
-              <w:rPr>
-                <w:color w:val="1e2a2e"/>
-                <w:sz w:val="18"/>
+              <w:pStyle w:val="Normal"/>
+              <w:spacing w:before="30" w:after="30"/>
+            </w:pPr>
+            <w:r>
+              <w:rPr>
+                <w:b/>
+                <w:color w:val="1E2A2E"/>
+                <w:sz w:val="18"/>
+                <w:rFonts w:ascii="Garamond" w:hAnsi="Garamond" w:eastAsia="SimSun" w:cs="Garamond"/>
+                <w:szCs w:val="18"/>
               </w:rPr>
               <w:t>CENTCOM Update</w:t>
             </w:r>
@@ -1540,12 +2146,15 @@
           </w:tcPr>
           <w:p>
             <w:pPr>
-              <w:spacing w:before="30" w:after="30"/>
-            </w:pPr>
-            <w:r>
-              <w:rPr>
-                <w:color w:val="1e2a2e"/>
-                <w:sz w:val="18"/>
+              <w:pStyle w:val="Normal"/>
+              <w:spacing w:before="30" w:after="30"/>
+            </w:pPr>
+            <w:r>
+              <w:rPr>
+                <w:color w:val="1E2A2E"/>
+                <w:sz w:val="18"/>
+                <w:rFonts w:ascii="Garamond" w:hAnsi="Garamond" w:eastAsia="SimSun" w:cs="Garamond"/>
+                <w:szCs w:val="18"/>
               </w:rPr>
               <w:t>CENTCOM</w:t>
             </w:r>
@@ -1557,12 +2166,15 @@
           </w:tcPr>
           <w:p>
             <w:pPr>
-              <w:spacing w:before="30" w:after="30"/>
-            </w:pPr>
-            <w:r>
-              <w:rPr>
-                <w:color w:val="1e2a2e"/>
-                <w:sz w:val="18"/>
+              <w:pStyle w:val="Normal"/>
+              <w:spacing w:before="30" w:after="30"/>
+            </w:pPr>
+            <w:r>
+              <w:rPr>
+                <w:color w:val="1E2A2E"/>
+                <w:sz w:val="18"/>
+                <w:rFonts w:ascii="Garamond" w:hAnsi="Garamond" w:eastAsia="SimSun" w:cs="Garamond"/>
+                <w:szCs w:val="18"/>
               </w:rPr>
               <w:t>Confirms conditional pause in effect; monitoring protocols activated</w:t>
             </w:r>
@@ -1572,6 +2184,7 @@
     </w:tbl>
     <w:p>
       <w:pPr>
+        <w:pStyle w:val="Normal"/>
         <w:pageBreakBefore/>
       </w:pPr>
     </w:p>
@@ -1580,6 +2193,13 @@
         <w:pStyle w:val="Heading2"/>
       </w:pPr>
       <w:r>
+        <w:rPr>
+          <w:rFonts w:ascii="Garamond" w:hAnsi="Garamond" w:eastAsia="Garamond" w:cs="Garamond"/>
+          <w:b/>
+          <w:color w:val="1A5F6A"/>
+          <w:sz w:val="24"/>
+          <w:szCs w:val="24"/>
+        </w:rPr>
         <w:t>Scenario B: Iran Requests Additional Time (Hold Scenario)</w:t>
       </w:r>
     </w:p>
@@ -1603,22 +2223,25 @@
       </w:tblGrid>
       <w:tr>
         <w:trPr>
-          <w:tblHeader/>
+          <w:tblHeader w:val="1"/>
         </w:trPr>
         <w:tc>
           <w:tcPr>
             <w:tcW w:w="1200" w:type="dxa"/>
-            <w:shd w:val="clear" w:fill="edf3f4"/>
-          </w:tcPr>
-          <w:p>
-            <w:pPr>
+            <w:shd w:val="clear" w:fill="EDF3F4" w:color="auto"/>
+          </w:tcPr>
+          <w:p>
+            <w:pPr>
+              <w:pStyle w:val="Normal"/>
               <w:spacing w:before="30" w:after="30"/>
             </w:pPr>
             <w:r>
               <w:rPr>
                 <w:b/>
-                <w:color w:val="0d3d45"/>
-                <w:sz w:val="18"/>
+                <w:color w:val="0D3D45"/>
+                <w:sz w:val="18"/>
+                <w:rFonts w:ascii="Garamond" w:hAnsi="Garamond" w:eastAsia="SimSun" w:cs="Garamond"/>
+                <w:szCs w:val="18"/>
               </w:rPr>
               <w:t>Time (EST)</w:t>
             </w:r>
@@ -1627,17 +2250,20 @@
         <w:tc>
           <w:tcPr>
             <w:tcW w:w="2200" w:type="dxa"/>
-            <w:shd w:val="clear" w:fill="edf3f4"/>
-          </w:tcPr>
-          <w:p>
-            <w:pPr>
+            <w:shd w:val="clear" w:fill="EDF3F4" w:color="auto"/>
+          </w:tcPr>
+          <w:p>
+            <w:pPr>
+              <w:pStyle w:val="Normal"/>
               <w:spacing w:before="30" w:after="30"/>
             </w:pPr>
             <w:r>
               <w:rPr>
                 <w:b/>
-                <w:color w:val="0d3d45"/>
-                <w:sz w:val="18"/>
+                <w:color w:val="0D3D45"/>
+                <w:sz w:val="18"/>
+                <w:rFonts w:ascii="Garamond" w:hAnsi="Garamond" w:eastAsia="SimSun" w:cs="Garamond"/>
+                <w:szCs w:val="18"/>
               </w:rPr>
               <w:t>Action</w:t>
             </w:r>
@@ -1646,17 +2272,20 @@
         <w:tc>
           <w:tcPr>
             <w:tcW w:w="2500" w:type="dxa"/>
-            <w:shd w:val="clear" w:fill="edf3f4"/>
-          </w:tcPr>
-          <w:p>
-            <w:pPr>
+            <w:shd w:val="clear" w:fill="EDF3F4" w:color="auto"/>
+          </w:tcPr>
+          <w:p>
+            <w:pPr>
+              <w:pStyle w:val="Normal"/>
               <w:spacing w:before="30" w:after="30"/>
             </w:pPr>
             <w:r>
               <w:rPr>
                 <w:b/>
-                <w:color w:val="0d3d45"/>
-                <w:sz w:val="18"/>
+                <w:color w:val="0D3D45"/>
+                <w:sz w:val="18"/>
+                <w:rFonts w:ascii="Garamond" w:hAnsi="Garamond" w:eastAsia="SimSun" w:cs="Garamond"/>
+                <w:szCs w:val="18"/>
               </w:rPr>
               <w:t>Responsible Party</w:t>
             </w:r>
@@ -1665,17 +2294,20 @@
         <w:tc>
           <w:tcPr>
             <w:tcW w:w="2800" w:type="dxa"/>
-            <w:shd w:val="clear" w:fill="edf3f4"/>
-          </w:tcPr>
-          <w:p>
-            <w:pPr>
+            <w:shd w:val="clear" w:fill="EDF3F4" w:color="auto"/>
+          </w:tcPr>
+          <w:p>
+            <w:pPr>
+              <w:pStyle w:val="Normal"/>
               <w:spacing w:before="30" w:after="30"/>
             </w:pPr>
             <w:r>
               <w:rPr>
                 <w:b/>
-                <w:color w:val="0d3d45"/>
-                <w:sz w:val="18"/>
+                <w:color w:val="0D3D45"/>
+                <w:sz w:val="18"/>
+                <w:rFonts w:ascii="Garamond" w:hAnsi="Garamond" w:eastAsia="SimSun" w:cs="Garamond"/>
+                <w:szCs w:val="18"/>
               </w:rPr>
               <w:t>Details</w:t>
             </w:r>
@@ -1689,14 +2321,17 @@
           </w:tcPr>
           <w:p>
             <w:pPr>
-              <w:spacing w:before="30" w:after="30"/>
-            </w:pPr>
-            <w:r>
-              <w:rPr>
-                <w:color w:val="1e2a2e"/>
-                <w:sz w:val="18"/>
-              </w:rPr>
-              <w:t>8:00 AM</w:t>
+              <w:pStyle w:val="Normal"/>
+              <w:spacing w:before="30" w:after="30"/>
+            </w:pPr>
+            <w:r>
+              <w:rPr>
+                <w:color w:val="1E2A2E"/>
+                <w:sz w:val="18"/>
+                <w:rFonts w:ascii="Garamond" w:hAnsi="Garamond" w:eastAsia="SimSun" w:cs="Garamond"/>
+                <w:szCs w:val="18"/>
+              </w:rPr>
+              <w:t>6:00 PM</w:t>
             </w:r>
           </w:p>
         </w:tc>
@@ -1706,12 +2341,15 @@
           </w:tcPr>
           <w:p>
             <w:pPr>
-              <w:spacing w:before="30" w:after="30"/>
-            </w:pPr>
-            <w:r>
-              <w:rPr>
-                <w:color w:val="1e2a2e"/>
-                <w:sz w:val="18"/>
+              <w:pStyle w:val="Normal"/>
+              <w:spacing w:before="30" w:after="30"/>
+            </w:pPr>
+            <w:r>
+              <w:rPr>
+                <w:color w:val="1E2A2E"/>
+                <w:sz w:val="18"/>
+                <w:rFonts w:ascii="Garamond" w:hAnsi="Garamond" w:eastAsia="SimSun" w:cs="Garamond"/>
+                <w:szCs w:val="18"/>
               </w:rPr>
               <w:t>Omani Notification</w:t>
             </w:r>
@@ -1723,12 +2361,15 @@
           </w:tcPr>
           <w:p>
             <w:pPr>
-              <w:spacing w:before="30" w:after="30"/>
-            </w:pPr>
-            <w:r>
-              <w:rPr>
-                <w:color w:val="1e2a2e"/>
-                <w:sz w:val="18"/>
+              <w:pStyle w:val="Normal"/>
+              <w:spacing w:before="30" w:after="30"/>
+            </w:pPr>
+            <w:r>
+              <w:rPr>
+                <w:color w:val="1E2A2E"/>
+                <w:sz w:val="18"/>
+                <w:rFonts w:ascii="Garamond" w:hAnsi="Garamond" w:eastAsia="SimSun" w:cs="Garamond"/>
+                <w:szCs w:val="18"/>
               </w:rPr>
               <w:t>Sultanate of Oman</w:t>
             </w:r>
@@ -1740,12 +2381,15 @@
           </w:tcPr>
           <w:p>
             <w:pPr>
-              <w:spacing w:before="30" w:after="30"/>
-            </w:pPr>
-            <w:r>
-              <w:rPr>
-                <w:color w:val="1e2a2e"/>
-                <w:sz w:val="18"/>
+              <w:pStyle w:val="Normal"/>
+              <w:spacing w:before="30" w:after="30"/>
+            </w:pPr>
+            <w:r>
+              <w:rPr>
+                <w:color w:val="1E2A2E"/>
+                <w:sz w:val="18"/>
+                <w:rFonts w:ascii="Garamond" w:hAnsi="Garamond" w:eastAsia="SimSun" w:cs="Garamond"/>
+                <w:szCs w:val="18"/>
               </w:rPr>
               <w:t>Oman informs U.S. that Iran requires additional internal consultations</w:t>
             </w:r>
@@ -1759,14 +2403,17 @@
           </w:tcPr>
           <w:p>
             <w:pPr>
-              <w:spacing w:before="30" w:after="30"/>
-            </w:pPr>
-            <w:r>
-              <w:rPr>
-                <w:color w:val="1e2a2e"/>
-                <w:sz w:val="18"/>
-              </w:rPr>
-              <w:t>9:00 AM</w:t>
+              <w:pStyle w:val="Normal"/>
+              <w:spacing w:before="30" w:after="30"/>
+            </w:pPr>
+            <w:r>
+              <w:rPr>
+                <w:color w:val="1E2A2E"/>
+                <w:sz w:val="18"/>
+                <w:rFonts w:ascii="Garamond" w:hAnsi="Garamond" w:eastAsia="SimSun" w:cs="Garamond"/>
+                <w:szCs w:val="18"/>
+              </w:rPr>
+              <w:t>7:00 PM</w:t>
             </w:r>
           </w:p>
         </w:tc>
@@ -1776,12 +2423,15 @@
           </w:tcPr>
           <w:p>
             <w:pPr>
-              <w:spacing w:before="30" w:after="30"/>
-            </w:pPr>
-            <w:r>
-              <w:rPr>
-                <w:color w:val="1e2a2e"/>
-                <w:sz w:val="18"/>
+              <w:pStyle w:val="Normal"/>
+              <w:spacing w:before="30" w:after="30"/>
+            </w:pPr>
+            <w:r>
+              <w:rPr>
+                <w:color w:val="1E2A2E"/>
+                <w:sz w:val="18"/>
+                <w:rFonts w:ascii="Garamond" w:hAnsi="Garamond" w:eastAsia="SimSun" w:cs="Garamond"/>
+                <w:szCs w:val="18"/>
               </w:rPr>
               <w:t>White House Statement</w:t>
             </w:r>
@@ -1793,12 +2443,15 @@
           </w:tcPr>
           <w:p>
             <w:pPr>
-              <w:spacing w:before="30" w:after="30"/>
-            </w:pPr>
-            <w:r>
-              <w:rPr>
-                <w:color w:val="1e2a2e"/>
-                <w:sz w:val="18"/>
+              <w:pStyle w:val="Normal"/>
+              <w:spacing w:before="30" w:after="30"/>
+            </w:pPr>
+            <w:r>
+              <w:rPr>
+                <w:color w:val="1E2A2E"/>
+                <w:sz w:val="18"/>
+                <w:rFonts w:ascii="Garamond" w:hAnsi="Garamond" w:eastAsia="SimSun" w:cs="Garamond"/>
+                <w:szCs w:val="18"/>
               </w:rPr>
               <w:t>Press Secretary</w:t>
             </w:r>
@@ -1810,12 +2463,15 @@
           </w:tcPr>
           <w:p>
             <w:pPr>
-              <w:spacing w:before="30" w:after="30"/>
-            </w:pPr>
-            <w:r>
-              <w:rPr>
-                <w:color w:val="1e2a2e"/>
-                <w:sz w:val="18"/>
+              <w:pStyle w:val="Normal"/>
+              <w:spacing w:before="30" w:after="30"/>
+            </w:pPr>
+            <w:r>
+              <w:rPr>
+                <w:color w:val="1E2A2E"/>
+                <w:sz w:val="18"/>
+                <w:rFonts w:ascii="Garamond" w:hAnsi="Garamond" w:eastAsia="SimSun" w:cs="Garamond"/>
+                <w:szCs w:val="18"/>
               </w:rPr>
               <w:t>Acknowledges Iran is continuing consultations; no commitment on strikes or pause</w:t>
             </w:r>
@@ -1829,14 +2485,17 @@
           </w:tcPr>
           <w:p>
             <w:pPr>
-              <w:spacing w:before="30" w:after="30"/>
-            </w:pPr>
-            <w:r>
-              <w:rPr>
-                <w:color w:val="1e2a2e"/>
-                <w:sz w:val="18"/>
-              </w:rPr>
-              <w:t>11:00 AM</w:t>
+              <w:pStyle w:val="Normal"/>
+              <w:spacing w:before="30" w:after="30"/>
+            </w:pPr>
+            <w:r>
+              <w:rPr>
+                <w:color w:val="1E2A2E"/>
+                <w:sz w:val="18"/>
+                <w:rFonts w:ascii="Garamond" w:hAnsi="Garamond" w:eastAsia="SimSun" w:cs="Garamond"/>
+                <w:szCs w:val="18"/>
+              </w:rPr>
+              <w:t>8:00 PM</w:t>
             </w:r>
           </w:p>
         </w:tc>
@@ -1846,12 +2505,15 @@
           </w:tcPr>
           <w:p>
             <w:pPr>
-              <w:spacing w:before="30" w:after="30"/>
-            </w:pPr>
-            <w:r>
-              <w:rPr>
-                <w:color w:val="1e2a2e"/>
-                <w:sz w:val="18"/>
+              <w:pStyle w:val="Normal"/>
+              <w:spacing w:before="30" w:after="30"/>
+            </w:pPr>
+            <w:r>
+              <w:rPr>
+                <w:color w:val="1E2A2E"/>
+                <w:sz w:val="18"/>
+                <w:rFonts w:ascii="Garamond" w:hAnsi="Garamond" w:eastAsia="SimSun" w:cs="Garamond"/>
+                <w:szCs w:val="18"/>
               </w:rPr>
               <w:t>Trump Statement</w:t>
             </w:r>
@@ -1863,12 +2525,15 @@
           </w:tcPr>
           <w:p>
             <w:pPr>
-              <w:spacing w:before="30" w:after="30"/>
-            </w:pPr>
-            <w:r>
-              <w:rPr>
-                <w:color w:val="1e2a2e"/>
-                <w:sz w:val="18"/>
+              <w:pStyle w:val="Normal"/>
+              <w:spacing w:before="30" w:after="30"/>
+            </w:pPr>
+            <w:r>
+              <w:rPr>
+                <w:color w:val="1E2A2E"/>
+                <w:sz w:val="18"/>
+                <w:rFonts w:ascii="Garamond" w:hAnsi="Garamond" w:eastAsia="SimSun" w:cs="Garamond"/>
+                <w:szCs w:val="18"/>
               </w:rPr>
               <w:t>Truth Social</w:t>
             </w:r>
@@ -1880,12 +2545,15 @@
           </w:tcPr>
           <w:p>
             <w:pPr>
-              <w:spacing w:before="30" w:after="30"/>
-            </w:pPr>
-            <w:r>
-              <w:rPr>
-                <w:color w:val="1e2a2e"/>
-                <w:sz w:val="18"/>
+              <w:pStyle w:val="Normal"/>
+              <w:spacing w:before="30" w:after="30"/>
+            </w:pPr>
+            <w:r>
+              <w:rPr>
+                <w:color w:val="1E2A2E"/>
+                <w:sz w:val="18"/>
+                <w:rFonts w:ascii="Garamond" w:hAnsi="Garamond" w:eastAsia="SimSun" w:cs="Garamond"/>
+                <w:szCs w:val="18"/>
               </w:rPr>
               <w:t>Iran is stalling. Deadline tonight or strikes continue.</w:t>
             </w:r>
@@ -1899,14 +2567,17 @@
           </w:tcPr>
           <w:p>
             <w:pPr>
-              <w:spacing w:before="30" w:after="30"/>
-            </w:pPr>
-            <w:r>
-              <w:rPr>
-                <w:color w:val="1e2a2e"/>
-                <w:sz w:val="18"/>
-              </w:rPr>
-              <w:t>12:00 PM</w:t>
+              <w:pStyle w:val="Normal"/>
+              <w:spacing w:before="30" w:after="30"/>
+            </w:pPr>
+            <w:r>
+              <w:rPr>
+                <w:color w:val="1E2A2E"/>
+                <w:sz w:val="18"/>
+                <w:rFonts w:ascii="Garamond" w:hAnsi="Garamond" w:eastAsia="SimSun" w:cs="Garamond"/>
+                <w:szCs w:val="18"/>
+              </w:rPr>
+              <w:t>8:30 PM</w:t>
             </w:r>
           </w:p>
         </w:tc>
@@ -1916,12 +2587,15 @@
           </w:tcPr>
           <w:p>
             <w:pPr>
-              <w:spacing w:before="30" w:after="30"/>
-            </w:pPr>
-            <w:r>
-              <w:rPr>
-                <w:color w:val="1e2a2e"/>
-                <w:sz w:val="18"/>
+              <w:pStyle w:val="Normal"/>
+              <w:spacing w:before="30" w:after="30"/>
+            </w:pPr>
+            <w:r>
+              <w:rPr>
+                <w:color w:val="1E2A2E"/>
+                <w:sz w:val="18"/>
+                <w:rFonts w:ascii="Garamond" w:hAnsi="Garamond" w:eastAsia="SimSun" w:cs="Garamond"/>
+                <w:szCs w:val="18"/>
               </w:rPr>
               <w:t>Mediator Push</w:t>
             </w:r>
@@ -1933,12 +2607,15 @@
           </w:tcPr>
           <w:p>
             <w:pPr>
-              <w:spacing w:before="30" w:after="30"/>
-            </w:pPr>
-            <w:r>
-              <w:rPr>
-                <w:color w:val="1e2a2e"/>
-                <w:sz w:val="18"/>
+              <w:pStyle w:val="Normal"/>
+              <w:spacing w:before="30" w:after="30"/>
+            </w:pPr>
+            <w:r>
+              <w:rPr>
+                <w:color w:val="1E2A2E"/>
+                <w:sz w:val="18"/>
+                <w:rFonts w:ascii="Garamond" w:hAnsi="Garamond" w:eastAsia="SimSun" w:cs="Garamond"/>
+                <w:szCs w:val="18"/>
               </w:rPr>
               <w:t>Oman and Qatar</w:t>
             </w:r>
@@ -1950,12 +2627,15 @@
           </w:tcPr>
           <w:p>
             <w:pPr>
-              <w:spacing w:before="30" w:after="30"/>
-            </w:pPr>
-            <w:r>
-              <w:rPr>
-                <w:color w:val="1e2a2e"/>
-                <w:sz w:val="18"/>
+              <w:pStyle w:val="Normal"/>
+              <w:spacing w:before="30" w:after="30"/>
+            </w:pPr>
+            <w:r>
+              <w:rPr>
+                <w:color w:val="1E2A2E"/>
+                <w:sz w:val="18"/>
+                <w:rFonts w:ascii="Garamond" w:hAnsi="Garamond" w:eastAsia="SimSun" w:cs="Garamond"/>
+                <w:szCs w:val="18"/>
               </w:rPr>
               <w:t>Mediators intensify pressure on Iran to sign; signal urgency of deadline</w:t>
             </w:r>
@@ -1969,14 +2649,17 @@
           </w:tcPr>
           <w:p>
             <w:pPr>
-              <w:spacing w:before="30" w:after="30"/>
-            </w:pPr>
-            <w:r>
-              <w:rPr>
-                <w:color w:val="1e2a2e"/>
-                <w:sz w:val="18"/>
-              </w:rPr>
-              <w:t>4:00 PM</w:t>
+              <w:pStyle w:val="Normal"/>
+              <w:spacing w:before="30" w:after="30"/>
+            </w:pPr>
+            <w:r>
+              <w:rPr>
+                <w:color w:val="1E2A2E"/>
+                <w:sz w:val="18"/>
+                <w:rFonts w:ascii="Garamond" w:hAnsi="Garamond" w:eastAsia="SimSun" w:cs="Garamond"/>
+                <w:szCs w:val="18"/>
+              </w:rPr>
+              <w:t>9:00 PM</w:t>
             </w:r>
           </w:p>
         </w:tc>
@@ -1986,12 +2669,15 @@
           </w:tcPr>
           <w:p>
             <w:pPr>
-              <w:spacing w:before="30" w:after="30"/>
-            </w:pPr>
-            <w:r>
-              <w:rPr>
-                <w:color w:val="1e2a2e"/>
-                <w:sz w:val="18"/>
+              <w:pStyle w:val="Normal"/>
+              <w:spacing w:before="30" w:after="30"/>
+            </w:pPr>
+            <w:r>
+              <w:rPr>
+                <w:color w:val="1E2A2E"/>
+                <w:sz w:val="18"/>
+                <w:rFonts w:ascii="Garamond" w:hAnsi="Garamond" w:eastAsia="SimSun" w:cs="Garamond"/>
+                <w:szCs w:val="18"/>
               </w:rPr>
               <w:t>Extended Deadline</w:t>
             </w:r>
@@ -2003,12 +2689,15 @@
           </w:tcPr>
           <w:p>
             <w:pPr>
-              <w:spacing w:before="30" w:after="30"/>
-            </w:pPr>
-            <w:r>
-              <w:rPr>
-                <w:color w:val="1e2a2e"/>
-                <w:sz w:val="18"/>
+              <w:pStyle w:val="Normal"/>
+              <w:spacing w:before="30" w:after="30"/>
+            </w:pPr>
+            <w:r>
+              <w:rPr>
+                <w:color w:val="1E2A2E"/>
+                <w:sz w:val="18"/>
+                <w:rFonts w:ascii="Garamond" w:hAnsi="Garamond" w:eastAsia="SimSun" w:cs="Garamond"/>
+                <w:szCs w:val="18"/>
               </w:rPr>
               <w:t>Trump Administration</w:t>
             </w:r>
@@ -2020,14 +2709,17 @@
           </w:tcPr>
           <w:p>
             <w:pPr>
-              <w:spacing w:before="30" w:after="30"/>
-            </w:pPr>
-            <w:r>
-              <w:rPr>
-                <w:color w:val="1e2a2e"/>
-                <w:sz w:val="18"/>
-              </w:rPr>
-              <w:t>New deadline set for 9:00 PM EST tonight</w:t>
+              <w:pStyle w:val="Normal"/>
+              <w:spacing w:before="30" w:after="30"/>
+            </w:pPr>
+            <w:r>
+              <w:rPr>
+                <w:color w:val="1E2A2E"/>
+                <w:sz w:val="18"/>
+                <w:rFonts w:ascii="Garamond" w:hAnsi="Garamond" w:eastAsia="SimSun" w:cs="Garamond"/>
+                <w:szCs w:val="18"/>
+              </w:rPr>
+              <w:t>New deadline set for 10:00 PM EST tonight</w:t>
             </w:r>
           </w:p>
         </w:tc>
@@ -2039,12 +2731,16 @@
           </w:tcPr>
           <w:p>
             <w:pPr>
-              <w:spacing w:before="30" w:after="30"/>
-            </w:pPr>
-            <w:r>
-              <w:rPr>
-                <w:color w:val="1e2a2e"/>
-                <w:sz w:val="18"/>
+              <w:pStyle w:val="Normal"/>
+              <w:spacing w:before="30" w:after="30"/>
+            </w:pPr>
+            <w:r>
+              <w:rPr>
+                <w:b/>
+                <w:color w:val="1E2A2E"/>
+                <w:sz w:val="18"/>
+                <w:rFonts w:ascii="Garamond" w:hAnsi="Garamond" w:eastAsia="SimSun" w:cs="Garamond"/>
+                <w:szCs w:val="18"/>
               </w:rPr>
               <w:t>9:00 PM</w:t>
             </w:r>
@@ -2056,12 +2752,15 @@
           </w:tcPr>
           <w:p>
             <w:pPr>
-              <w:spacing w:before="30" w:after="30"/>
-            </w:pPr>
-            <w:r>
-              <w:rPr>
-                <w:color w:val="1e2a2e"/>
-                <w:sz w:val="18"/>
+              <w:pStyle w:val="Normal"/>
+              <w:spacing w:before="30" w:after="30"/>
+            </w:pPr>
+            <w:r>
+              <w:rPr>
+                <w:color w:val="1E2A2E"/>
+                <w:sz w:val="18"/>
+                <w:rFonts w:ascii="Garamond" w:hAnsi="Garamond" w:eastAsia="SimSun" w:cs="Garamond"/>
+                <w:szCs w:val="18"/>
               </w:rPr>
               <w:t>Decision Point</w:t>
             </w:r>
@@ -2073,12 +2772,15 @@
           </w:tcPr>
           <w:p>
             <w:pPr>
-              <w:spacing w:before="30" w:after="30"/>
-            </w:pPr>
-            <w:r>
-              <w:rPr>
-                <w:color w:val="1e2a2e"/>
-                <w:sz w:val="18"/>
+              <w:pStyle w:val="Normal"/>
+              <w:spacing w:before="30" w:after="30"/>
+            </w:pPr>
+            <w:r>
+              <w:rPr>
+                <w:color w:val="1E2A2E"/>
+                <w:sz w:val="18"/>
+                <w:rFonts w:ascii="Garamond" w:hAnsi="Garamond" w:eastAsia="SimSun" w:cs="Garamond"/>
+                <w:szCs w:val="18"/>
               </w:rPr>
               <w:t>All Parties</w:t>
             </w:r>
@@ -2090,12 +2792,15 @@
           </w:tcPr>
           <w:p>
             <w:pPr>
-              <w:spacing w:before="30" w:after="30"/>
-            </w:pPr>
-            <w:r>
-              <w:rPr>
-                <w:color w:val="1e2a2e"/>
-                <w:sz w:val="18"/>
+              <w:pStyle w:val="Normal"/>
+              <w:spacing w:before="30" w:after="30"/>
+            </w:pPr>
+            <w:r>
+              <w:rPr>
+                <w:color w:val="1E2A2E"/>
+                <w:sz w:val="18"/>
+                <w:rFonts w:ascii="Garamond" w:hAnsi="Garamond" w:eastAsia="SimSun" w:cs="Garamond"/>
+                <w:szCs w:val="18"/>
               </w:rPr>
               <w:t>If Iran signs: execute Scenario A timeline for July 13. If not: proceed to Scenario C.</w:t>
             </w:r>
@@ -2105,14 +2810,212 @@
     </w:tbl>
     <w:p>
       <w:pPr>
+        <w:sectPr>
+          <w:headerReference w:type="default" r:id="R007b0de66e254131"/>
+          <w:footerReference w:type="default" r:id="R258f129e10e948cf"/>
+          <w:type w:val="nextPage"/>
+          <w:pgSz w:w="11906" w:h="16838"/>
+          <w:pgMar w:top="1800" w:right="1440" w:bottom="1440" w:left="1440" w:header="720" w:footer="720"/>
+        </w:sectPr>
+      </w:pPr>
+    </w:p>
+    <w:p>
+      <w:pPr>
+        <w:pStyle w:val="Heading1"/>
+      </w:pPr>
+      <w:r>
+        <w:rPr>
+          <w:rFonts w:ascii="Garamond" w:hAnsi="Garamond" w:eastAsia="Garamond" w:cs="Garamond"/>
+          <w:b/>
+          <w:color w:val="0D3D45"/>
+          <w:sz w:val="28"/>
+          <w:szCs w:val="28"/>
+        </w:rPr>
+        <w:t>PART IV: PUBLIC STATEMENTS — JULY 12, 2026</w:t>
+      </w:r>
+    </w:p>
+    <w:p>
+      <w:pPr>
+        <w:pStyle w:val="Heading2"/>
+      </w:pPr>
+      <w:r>
+        <w:rPr>
+          <w:rFonts w:ascii="Garamond" w:hAnsi="Garamond" w:eastAsia="Garamond" w:cs="Garamond"/>
+          <w:b/>
+          <w:color w:val="1A5F6A"/>
+          <w:sz w:val="24"/>
+          <w:szCs w:val="24"/>
+        </w:rPr>
+        <w:t>Public Statement by the Islamic Republic of Iran</w:t>
+      </w:r>
+    </w:p>
+    <w:p>
+      <w:pPr>
+        <w:pStyle w:val="Normal"/>
+        <w:jc w:val="both"/>
+      </w:pPr>
+      <w:r>
+        <w:rPr>
+          <w:rFonts w:ascii="Garamond" w:hAnsi="Garamond" w:eastAsia="SimSun" w:cs="Garamond"/>
+          <w:color w:val="0D3D45"/>
+          <w:sz w:val="18"/>
+          <w:szCs w:val="22"/>
+          <w:b/>
+        </w:rPr>
+        <w:t>The Islamic Republic of Iran reaffirms its longstanding commitment to the safety and stability of commercial navigation in the Strait of Hormuz. Recent disruptions to maritime traffic have raised legitimate concerns among regional and international stakeholders, and Iran will take no actions that contribute to such disruptions in the future. Iran will implement all necessary measures to ensure predictable and stable maritime conditions for all commercial vessels.</w:t>
+      </w:r>
+    </w:p>
+    <w:p>
+      <w:pPr>
+        <w:pStyle w:val="Normal"/>
+        <w:jc w:val="both"/>
+      </w:pPr>
+      <w:r>
+        <w:rPr>
+          <w:rFonts w:ascii="Garamond" w:hAnsi="Garamond" w:eastAsia="SimSun" w:cs="Garamond"/>
+          <w:color w:val="0D3D45"/>
+          <w:sz w:val="18"/>
+          <w:szCs w:val="22"/>
+          <w:b/>
+        </w:rPr>
+        <w:t>Iran confirms that transit through all lanes of the Strait of Hormuz will continue on a toll-free basis. Iran will refrain from any action that endangers commercial shipping and will maintain its established role as a responsible regional actor dedicated to maritime safety.</w:t>
+      </w:r>
+    </w:p>
+    <w:p>
+      <w:pPr>
+        <w:pStyle w:val="Normal"/>
+        <w:jc w:val="both"/>
+      </w:pPr>
+      <w:r>
+        <w:rPr>
+          <w:rFonts w:ascii="Garamond" w:hAnsi="Garamond" w:eastAsia="SimSun" w:cs="Garamond"/>
+          <w:color w:val="0D3D45"/>
+          <w:sz w:val="18"/>
+          <w:szCs w:val="22"/>
+          <w:b/>
+        </w:rPr>
+        <w:t>Iran acknowledges that the Islamabad Memorandum of Understanding establishes a 60-day process for addressing outstanding nuclear material concerns. Iran is prepared to engage in this process in accordance with its sovereign rights and through established regional mechanisms.</w:t>
+      </w:r>
+    </w:p>
+    <w:p>
+      <w:pPr>
+        <w:pStyle w:val="Normal"/>
+        <w:jc w:val="both"/>
+      </w:pPr>
+      <w:r>
+        <w:rPr>
+          <w:rFonts w:ascii="Garamond" w:hAnsi="Garamond" w:eastAsia="SimSun" w:cs="Garamond"/>
+          <w:color w:val="0D3D45"/>
+          <w:sz w:val="18"/>
+          <w:szCs w:val="22"/>
+          <w:b/>
+        </w:rPr>
+        <w:t>All steps taken by Iran reflect voluntary sovereign decisions made in support of regional stability, economic continuity, and the welfare of the Iranian people. These measures do not alter Iran’s legal positions regarding the Strait of Hormuz.</w:t>
+      </w:r>
+    </w:p>
+    <w:p>
+      <w:pPr>
+        <w:pStyle w:val="Heading2"/>
+      </w:pPr>
+      <w:r>
+        <w:rPr>
+          <w:rFonts w:ascii="Garamond" w:hAnsi="Garamond" w:eastAsia="Garamond" w:cs="Garamond"/>
+          <w:b/>
+          <w:color w:val="1A5F6A"/>
+          <w:sz w:val="24"/>
+          <w:szCs w:val="24"/>
+        </w:rPr>
+        <w:t>Public Statement by the United States of America</w:t>
+      </w:r>
+    </w:p>
+    <w:p>
+      <w:pPr>
+        <w:pStyle w:val="Normal"/>
+        <w:jc w:val="both"/>
+      </w:pPr>
+      <w:r>
+        <w:rPr>
+          <w:rFonts w:ascii="Garamond" w:hAnsi="Garamond" w:eastAsia="SimSun" w:cs="Garamond"/>
+          <w:color w:val="0D3D45"/>
+          <w:sz w:val="18"/>
+          <w:szCs w:val="22"/>
+          <w:b/>
+        </w:rPr>
+        <w:t>The United States acknowledges the public commitments issued today by the Islamic Republic of Iran regarding maritime safety in the Strait of Hormuz. These commitments constitute verified assurances that meet the de-escalation criteria established by the United States.</w:t>
+      </w:r>
+    </w:p>
+    <w:p>
+      <w:pPr>
+        <w:pStyle w:val="Normal"/>
+        <w:jc w:val="both"/>
+      </w:pPr>
+      <w:r>
+        <w:rPr>
+          <w:rFonts w:ascii="Garamond" w:hAnsi="Garamond" w:eastAsia="SimSun" w:cs="Garamond"/>
+          <w:color w:val="0D3D45"/>
+          <w:sz w:val="18"/>
+          <w:szCs w:val="22"/>
+          <w:b/>
+        </w:rPr>
+        <w:t>Iran’s commitments address the concerns raised by recent maritime disruptions and represent a constructive step toward restoring stability in this vital waterway. All sanctions remain fully in force, and no sanctions relief accompanies this arrangement.</w:t>
+      </w:r>
+    </w:p>
+    <w:p>
+      <w:pPr>
+        <w:pStyle w:val="Normal"/>
+        <w:jc w:val="both"/>
+      </w:pPr>
+      <w:r>
+        <w:rPr>
+          <w:rFonts w:ascii="Garamond" w:hAnsi="Garamond" w:eastAsia="SimSun" w:cs="Garamond"/>
+          <w:color w:val="0D3D45"/>
+          <w:sz w:val="18"/>
+          <w:szCs w:val="22"/>
+          <w:b/>
+        </w:rPr>
+        <w:t>The United States notes Iran’s readiness to engage in the 60-day process established under the Islamabad Memorandum of Understanding to address outstanding nuclear material issues.</w:t>
+      </w:r>
+    </w:p>
+    <w:p>
+      <w:pPr>
+        <w:pStyle w:val="Normal"/>
+        <w:jc w:val="both"/>
+      </w:pPr>
+      <w:r>
+        <w:rPr>
+          <w:rFonts w:ascii="Garamond" w:hAnsi="Garamond" w:eastAsia="SimSun" w:cs="Garamond"/>
+          <w:color w:val="0D3D45"/>
+          <w:sz w:val="18"/>
+          <w:szCs w:val="22"/>
+          <w:b/>
+        </w:rPr>
+        <w:t>In response to these verified assurances, the United States will implement a strictly conditional and fully reversible pause in offensive military strikes. Any violation of Iran’s commitments will result in an immediate and decisive U.S. response.</w:t>
+      </w:r>
+    </w:p>
+    <w:p>
+      <w:pPr>
+        <w:pStyle w:val="Normal"/>
         <w:pageBreakBefore/>
       </w:pPr>
     </w:p>
     <w:p>
       <w:pPr>
+        <w:pStyle w:val="Normal"/>
+        <w:pageBreakBefore/>
+      </w:pPr>
+    </w:p>
+    <w:p>
+      <w:pPr>
         <w:pStyle w:val="Heading2"/>
       </w:pPr>
       <w:r>
+        <w:rPr>
+          <w:rFonts w:ascii="Garamond" w:hAnsi="Garamond" w:eastAsia="Garamond" w:cs="Garamond"/>
+          <w:b/>
+          <w:color w:val="1A5F6A"/>
+          <w:sz w:val="24"/>
+          <w:szCs w:val="24"/>
+        </w:rPr>
         <w:t>Scenario C: Iran Refuses (Escalation Scenario)</w:t>
       </w:r>
     </w:p>
@@ -2136,22 +3039,25 @@
       </w:tblGrid>
       <w:tr>
         <w:trPr>
-          <w:tblHeader/>
+          <w:tblHeader w:val="1"/>
         </w:trPr>
         <w:tc>
           <w:tcPr>
             <w:tcW w:w="1200" w:type="dxa"/>
-            <w:shd w:val="clear" w:fill="edf3f4"/>
-          </w:tcPr>
-          <w:p>
-            <w:pPr>
+            <w:shd w:val="clear" w:fill="EDF3F4" w:color="auto"/>
+          </w:tcPr>
+          <w:p>
+            <w:pPr>
+              <w:pStyle w:val="Normal"/>
               <w:spacing w:before="30" w:after="30"/>
             </w:pPr>
             <w:r>
               <w:rPr>
                 <w:b/>
-                <w:color w:val="0d3d45"/>
-                <w:sz w:val="18"/>
+                <w:color w:val="0D3D45"/>
+                <w:sz w:val="18"/>
+                <w:rFonts w:ascii="Garamond" w:hAnsi="Garamond" w:eastAsia="SimSun" w:cs="Garamond"/>
+                <w:szCs w:val="18"/>
               </w:rPr>
               <w:t>Time (EST)</w:t>
             </w:r>
@@ -2160,17 +3066,20 @@
         <w:tc>
           <w:tcPr>
             <w:tcW w:w="2200" w:type="dxa"/>
-            <w:shd w:val="clear" w:fill="edf3f4"/>
-          </w:tcPr>
-          <w:p>
-            <w:pPr>
+            <w:shd w:val="clear" w:fill="EDF3F4" w:color="auto"/>
+          </w:tcPr>
+          <w:p>
+            <w:pPr>
+              <w:pStyle w:val="Normal"/>
               <w:spacing w:before="30" w:after="30"/>
             </w:pPr>
             <w:r>
               <w:rPr>
                 <w:b/>
-                <w:color w:val="0d3d45"/>
-                <w:sz w:val="18"/>
+                <w:color w:val="0D3D45"/>
+                <w:sz w:val="18"/>
+                <w:rFonts w:ascii="Garamond" w:hAnsi="Garamond" w:eastAsia="SimSun" w:cs="Garamond"/>
+                <w:szCs w:val="18"/>
               </w:rPr>
               <w:t>Action</w:t>
             </w:r>
@@ -2179,17 +3088,20 @@
         <w:tc>
           <w:tcPr>
             <w:tcW w:w="2500" w:type="dxa"/>
-            <w:shd w:val="clear" w:fill="edf3f4"/>
-          </w:tcPr>
-          <w:p>
-            <w:pPr>
+            <w:shd w:val="clear" w:fill="EDF3F4" w:color="auto"/>
+          </w:tcPr>
+          <w:p>
+            <w:pPr>
+              <w:pStyle w:val="Normal"/>
               <w:spacing w:before="30" w:after="30"/>
             </w:pPr>
             <w:r>
               <w:rPr>
                 <w:b/>
-                <w:color w:val="0d3d45"/>
-                <w:sz w:val="18"/>
+                <w:color w:val="0D3D45"/>
+                <w:sz w:val="18"/>
+                <w:rFonts w:ascii="Garamond" w:hAnsi="Garamond" w:eastAsia="SimSun" w:cs="Garamond"/>
+                <w:szCs w:val="18"/>
               </w:rPr>
               <w:t>Responsible Party</w:t>
             </w:r>
@@ -2198,17 +3110,20 @@
         <w:tc>
           <w:tcPr>
             <w:tcW w:w="2800" w:type="dxa"/>
-            <w:shd w:val="clear" w:fill="edf3f4"/>
-          </w:tcPr>
-          <w:p>
-            <w:pPr>
+            <w:shd w:val="clear" w:fill="EDF3F4" w:color="auto"/>
+          </w:tcPr>
+          <w:p>
+            <w:pPr>
+              <w:pStyle w:val="Normal"/>
               <w:spacing w:before="30" w:after="30"/>
             </w:pPr>
             <w:r>
               <w:rPr>
                 <w:b/>
-                <w:color w:val="0d3d45"/>
-                <w:sz w:val="18"/>
+                <w:color w:val="0D3D45"/>
+                <w:sz w:val="18"/>
+                <w:rFonts w:ascii="Garamond" w:hAnsi="Garamond" w:eastAsia="SimSun" w:cs="Garamond"/>
+                <w:szCs w:val="18"/>
               </w:rPr>
               <w:t>Details</w:t>
             </w:r>
@@ -2222,14 +3137,17 @@
           </w:tcPr>
           <w:p>
             <w:pPr>
-              <w:spacing w:before="30" w:after="30"/>
-            </w:pPr>
-            <w:r>
-              <w:rPr>
-                <w:color w:val="1e2a2e"/>
-                <w:sz w:val="18"/>
-              </w:rPr>
-              <w:t>8:00 AM</w:t>
+              <w:pStyle w:val="Normal"/>
+              <w:spacing w:before="30" w:after="30"/>
+            </w:pPr>
+            <w:r>
+              <w:rPr>
+                <w:color w:val="1E2A2E"/>
+                <w:sz w:val="18"/>
+                <w:rFonts w:ascii="Garamond" w:hAnsi="Garamond" w:eastAsia="SimSun" w:cs="Garamond"/>
+                <w:szCs w:val="18"/>
+              </w:rPr>
+              <w:t>6:00 PM</w:t>
             </w:r>
           </w:p>
         </w:tc>
@@ -2239,12 +3157,15 @@
           </w:tcPr>
           <w:p>
             <w:pPr>
-              <w:spacing w:before="30" w:after="30"/>
-            </w:pPr>
-            <w:r>
-              <w:rPr>
-                <w:color w:val="1e2a2e"/>
-                <w:sz w:val="18"/>
+              <w:pStyle w:val="Normal"/>
+              <w:spacing w:before="30" w:after="30"/>
+            </w:pPr>
+            <w:r>
+              <w:rPr>
+                <w:color w:val="1E2A2E"/>
+                <w:sz w:val="18"/>
+                <w:rFonts w:ascii="Garamond" w:hAnsi="Garamond" w:eastAsia="SimSun" w:cs="Garamond"/>
+                <w:szCs w:val="18"/>
               </w:rPr>
               <w:t>Omani Notification</w:t>
             </w:r>
@@ -2256,12 +3177,15 @@
           </w:tcPr>
           <w:p>
             <w:pPr>
-              <w:spacing w:before="30" w:after="30"/>
-            </w:pPr>
-            <w:r>
-              <w:rPr>
-                <w:color w:val="1e2a2e"/>
-                <w:sz w:val="18"/>
+              <w:pStyle w:val="Normal"/>
+              <w:spacing w:before="30" w:after="30"/>
+            </w:pPr>
+            <w:r>
+              <w:rPr>
+                <w:color w:val="1E2A2E"/>
+                <w:sz w:val="18"/>
+                <w:rFonts w:ascii="Garamond" w:hAnsi="Garamond" w:eastAsia="SimSun" w:cs="Garamond"/>
+                <w:szCs w:val="18"/>
               </w:rPr>
               <w:t>Sultanate of Oman</w:t>
             </w:r>
@@ -2273,12 +3197,15 @@
           </w:tcPr>
           <w:p>
             <w:pPr>
-              <w:spacing w:before="30" w:after="30"/>
-            </w:pPr>
-            <w:r>
-              <w:rPr>
-                <w:color w:val="1e2a2e"/>
-                <w:sz w:val="18"/>
+              <w:pStyle w:val="Normal"/>
+              <w:spacing w:before="30" w:after="30"/>
+            </w:pPr>
+            <w:r>
+              <w:rPr>
+                <w:color w:val="1E2A2E"/>
+                <w:sz w:val="18"/>
+                <w:rFonts w:ascii="Garamond" w:hAnsi="Garamond" w:eastAsia="SimSun" w:cs="Garamond"/>
+                <w:szCs w:val="18"/>
               </w:rPr>
               <w:t>Oman confirms Iran has refused to sign the joint statement</w:t>
             </w:r>
@@ -2292,14 +3219,17 @@
           </w:tcPr>
           <w:p>
             <w:pPr>
-              <w:spacing w:before="30" w:after="30"/>
-            </w:pPr>
-            <w:r>
-              <w:rPr>
-                <w:color w:val="1e2a2e"/>
-                <w:sz w:val="18"/>
-              </w:rPr>
-              <w:t>9:00 AM</w:t>
+              <w:pStyle w:val="Normal"/>
+              <w:spacing w:before="30" w:after="30"/>
+            </w:pPr>
+            <w:r>
+              <w:rPr>
+                <w:color w:val="1E2A2E"/>
+                <w:sz w:val="18"/>
+                <w:rFonts w:ascii="Garamond" w:hAnsi="Garamond" w:eastAsia="SimSun" w:cs="Garamond"/>
+                <w:szCs w:val="18"/>
+              </w:rPr>
+              <w:t>7:00 PM</w:t>
             </w:r>
           </w:p>
         </w:tc>
@@ -2309,12 +3239,15 @@
           </w:tcPr>
           <w:p>
             <w:pPr>
-              <w:spacing w:before="30" w:after="30"/>
-            </w:pPr>
-            <w:r>
-              <w:rPr>
-                <w:color w:val="1e2a2e"/>
-                <w:sz w:val="18"/>
+              <w:pStyle w:val="Normal"/>
+              <w:spacing w:before="30" w:after="30"/>
+            </w:pPr>
+            <w:r>
+              <w:rPr>
+                <w:color w:val="1E2A2E"/>
+                <w:sz w:val="18"/>
+                <w:rFonts w:ascii="Garamond" w:hAnsi="Garamond" w:eastAsia="SimSun" w:cs="Garamond"/>
+                <w:szCs w:val="18"/>
               </w:rPr>
               <w:t>White House Statement</w:t>
             </w:r>
@@ -2326,12 +3259,15 @@
           </w:tcPr>
           <w:p>
             <w:pPr>
-              <w:spacing w:before="30" w:after="30"/>
-            </w:pPr>
-            <w:r>
-              <w:rPr>
-                <w:color w:val="1e2a2e"/>
-                <w:sz w:val="18"/>
+              <w:pStyle w:val="Normal"/>
+              <w:spacing w:before="30" w:after="30"/>
+            </w:pPr>
+            <w:r>
+              <w:rPr>
+                <w:color w:val="1E2A2E"/>
+                <w:sz w:val="18"/>
+                <w:rFonts w:ascii="Garamond" w:hAnsi="Garamond" w:eastAsia="SimSun" w:cs="Garamond"/>
+                <w:szCs w:val="18"/>
               </w:rPr>
               <w:t>Press Secretary</w:t>
             </w:r>
@@ -2343,12 +3279,15 @@
           </w:tcPr>
           <w:p>
             <w:pPr>
-              <w:spacing w:before="30" w:after="30"/>
-            </w:pPr>
-            <w:r>
-              <w:rPr>
-                <w:color w:val="1e2a2e"/>
-                <w:sz w:val="18"/>
+              <w:pStyle w:val="Normal"/>
+              <w:spacing w:before="30" w:after="30"/>
+            </w:pPr>
+            <w:r>
+              <w:rPr>
+                <w:color w:val="1E2A2E"/>
+                <w:sz w:val="18"/>
+                <w:rFonts w:ascii="Garamond" w:hAnsi="Garamond" w:eastAsia="SimSun" w:cs="Garamond"/>
+                <w:szCs w:val="18"/>
               </w:rPr>
               <w:t>Announces Iran has rejected diplomatic off-ramp; escalation imminent</w:t>
             </w:r>
@@ -2362,14 +3301,17 @@
           </w:tcPr>
           <w:p>
             <w:pPr>
-              <w:spacing w:before="30" w:after="30"/>
-            </w:pPr>
-            <w:r>
-              <w:rPr>
-                <w:color w:val="1e2a2e"/>
-                <w:sz w:val="18"/>
-              </w:rPr>
-              <w:t>10:00 AM</w:t>
+              <w:pStyle w:val="Normal"/>
+              <w:spacing w:before="30" w:after="30"/>
+            </w:pPr>
+            <w:r>
+              <w:rPr>
+                <w:color w:val="1E2A2E"/>
+                <w:sz w:val="18"/>
+                <w:rFonts w:ascii="Garamond" w:hAnsi="Garamond" w:eastAsia="SimSun" w:cs="Garamond"/>
+                <w:szCs w:val="18"/>
+              </w:rPr>
+              <w:t>8:00 PM</w:t>
             </w:r>
           </w:p>
         </w:tc>
@@ -2379,12 +3321,15 @@
           </w:tcPr>
           <w:p>
             <w:pPr>
-              <w:spacing w:before="30" w:after="30"/>
-            </w:pPr>
-            <w:r>
-              <w:rPr>
-                <w:color w:val="1e2a2e"/>
-                <w:sz w:val="18"/>
+              <w:pStyle w:val="Normal"/>
+              <w:spacing w:before="30" w:after="30"/>
+            </w:pPr>
+            <w:r>
+              <w:rPr>
+                <w:color w:val="1E2A2E"/>
+                <w:sz w:val="18"/>
+                <w:rFonts w:ascii="Garamond" w:hAnsi="Garamond" w:eastAsia="SimSun" w:cs="Garamond"/>
+                <w:szCs w:val="18"/>
               </w:rPr>
               <w:t>CENTCOM Order</w:t>
             </w:r>
@@ -2396,12 +3341,15 @@
           </w:tcPr>
           <w:p>
             <w:pPr>
-              <w:spacing w:before="30" w:after="30"/>
-            </w:pPr>
-            <w:r>
-              <w:rPr>
-                <w:color w:val="1e2a2e"/>
-                <w:sz w:val="18"/>
+              <w:pStyle w:val="Normal"/>
+              <w:spacing w:before="30" w:after="30"/>
+            </w:pPr>
+            <w:r>
+              <w:rPr>
+                <w:color w:val="1E2A2E"/>
+                <w:sz w:val="18"/>
+                <w:rFonts w:ascii="Garamond" w:hAnsi="Garamond" w:eastAsia="SimSun" w:cs="Garamond"/>
+                <w:szCs w:val="18"/>
               </w:rPr>
               <w:t>CENTCOM</w:t>
             </w:r>
@@ -2413,12 +3361,15 @@
           </w:tcPr>
           <w:p>
             <w:pPr>
-              <w:spacing w:before="30" w:after="30"/>
-            </w:pPr>
-            <w:r>
-              <w:rPr>
-                <w:color w:val="1e2a2e"/>
-                <w:sz w:val="18"/>
+              <w:pStyle w:val="Normal"/>
+              <w:spacing w:before="30" w:after="30"/>
+            </w:pPr>
+            <w:r>
+              <w:rPr>
+                <w:color w:val="1E2A2E"/>
+                <w:sz w:val="18"/>
+                <w:rFonts w:ascii="Garamond" w:hAnsi="Garamond" w:eastAsia="SimSun" w:cs="Garamond"/>
+                <w:szCs w:val="18"/>
               </w:rPr>
               <w:t>Pause terminated; strikes resume against Iranian maritime assets</w:t>
             </w:r>
@@ -2432,14 +3383,17 @@
           </w:tcPr>
           <w:p>
             <w:pPr>
-              <w:spacing w:before="30" w:after="30"/>
-            </w:pPr>
-            <w:r>
-              <w:rPr>
-                <w:color w:val="1e2a2e"/>
-                <w:sz w:val="18"/>
-              </w:rPr>
-              <w:t>11:00 AM</w:t>
+              <w:pStyle w:val="Normal"/>
+              <w:spacing w:before="30" w:after="30"/>
+            </w:pPr>
+            <w:r>
+              <w:rPr>
+                <w:color w:val="1E2A2E"/>
+                <w:sz w:val="18"/>
+                <w:rFonts w:ascii="Garamond" w:hAnsi="Garamond" w:eastAsia="SimSun" w:cs="Garamond"/>
+                <w:szCs w:val="18"/>
+              </w:rPr>
+              <w:t>9:00 PM</w:t>
             </w:r>
           </w:p>
         </w:tc>
@@ -2449,12 +3403,15 @@
           </w:tcPr>
           <w:p>
             <w:pPr>
-              <w:spacing w:before="30" w:after="30"/>
-            </w:pPr>
-            <w:r>
-              <w:rPr>
-                <w:color w:val="1e2a2e"/>
-                <w:sz w:val="18"/>
+              <w:pStyle w:val="Normal"/>
+              <w:spacing w:before="30" w:after="30"/>
+            </w:pPr>
+            <w:r>
+              <w:rPr>
+                <w:color w:val="1E2A2E"/>
+                <w:sz w:val="18"/>
+                <w:rFonts w:ascii="Garamond" w:hAnsi="Garamond" w:eastAsia="SimSun" w:cs="Garamond"/>
+                <w:szCs w:val="18"/>
               </w:rPr>
               <w:t>Trump Statement</w:t>
             </w:r>
@@ -2466,12 +3423,15 @@
           </w:tcPr>
           <w:p>
             <w:pPr>
-              <w:spacing w:before="30" w:after="30"/>
-            </w:pPr>
-            <w:r>
-              <w:rPr>
-                <w:color w:val="1e2a2e"/>
-                <w:sz w:val="18"/>
+              <w:pStyle w:val="Normal"/>
+              <w:spacing w:before="30" w:after="30"/>
+            </w:pPr>
+            <w:r>
+              <w:rPr>
+                <w:color w:val="1E2A2E"/>
+                <w:sz w:val="18"/>
+                <w:rFonts w:ascii="Garamond" w:hAnsi="Garamond" w:eastAsia="SimSun" w:cs="Garamond"/>
+                <w:szCs w:val="18"/>
               </w:rPr>
               <w:t>President Trump</w:t>
             </w:r>
@@ -2483,12 +3443,15 @@
           </w:tcPr>
           <w:p>
             <w:pPr>
-              <w:spacing w:before="30" w:after="30"/>
-            </w:pPr>
-            <w:r>
-              <w:rPr>
-                <w:color w:val="1e2a2e"/>
-                <w:sz w:val="18"/>
+              <w:pStyle w:val="Normal"/>
+              <w:spacing w:before="30" w:after="30"/>
+            </w:pPr>
+            <w:r>
+              <w:rPr>
+                <w:color w:val="1E2A2E"/>
+                <w:sz w:val="18"/>
+                <w:rFonts w:ascii="Garamond" w:hAnsi="Garamond" w:eastAsia="SimSun" w:cs="Garamond"/>
+                <w:szCs w:val="18"/>
               </w:rPr>
               <w:t>Iran refused to make the statement. Strikes have resumed.</w:t>
             </w:r>
@@ -2502,14 +3465,17 @@
           </w:tcPr>
           <w:p>
             <w:pPr>
-              <w:spacing w:before="30" w:after="30"/>
-            </w:pPr>
-            <w:r>
-              <w:rPr>
-                <w:color w:val="1e2a2e"/>
-                <w:sz w:val="18"/>
-              </w:rPr>
-              <w:t>12:00 PM</w:t>
+              <w:pStyle w:val="Normal"/>
+              <w:spacing w:before="30" w:after="30"/>
+            </w:pPr>
+            <w:r>
+              <w:rPr>
+                <w:color w:val="1E2A2E"/>
+                <w:sz w:val="18"/>
+                <w:rFonts w:ascii="Garamond" w:hAnsi="Garamond" w:eastAsia="SimSun" w:cs="Garamond"/>
+                <w:szCs w:val="18"/>
+              </w:rPr>
+              <w:t>10:00 PM</w:t>
             </w:r>
           </w:p>
         </w:tc>
@@ -2519,12 +3485,15 @@
           </w:tcPr>
           <w:p>
             <w:pPr>
-              <w:spacing w:before="30" w:after="30"/>
-            </w:pPr>
-            <w:r>
-              <w:rPr>
-                <w:color w:val="1e2a2e"/>
-                <w:sz w:val="18"/>
+              <w:pStyle w:val="Normal"/>
+              <w:spacing w:before="30" w:after="30"/>
+            </w:pPr>
+            <w:r>
+              <w:rPr>
+                <w:color w:val="1E2A2E"/>
+                <w:sz w:val="18"/>
+                <w:rFonts w:ascii="Garamond" w:hAnsi="Garamond" w:eastAsia="SimSun" w:cs="Garamond"/>
+                <w:szCs w:val="18"/>
               </w:rPr>
               <w:t>Oil Market Warning</w:t>
             </w:r>
@@ -2536,12 +3505,15 @@
           </w:tcPr>
           <w:p>
             <w:pPr>
-              <w:spacing w:before="30" w:after="30"/>
-            </w:pPr>
-            <w:r>
-              <w:rPr>
-                <w:color w:val="1e2a2e"/>
-                <w:sz w:val="18"/>
+              <w:pStyle w:val="Normal"/>
+              <w:spacing w:before="30" w:after="30"/>
+            </w:pPr>
+            <w:r>
+              <w:rPr>
+                <w:color w:val="1E2A2E"/>
+                <w:sz w:val="18"/>
+                <w:rFonts w:ascii="Garamond" w:hAnsi="Garamond" w:eastAsia="SimSun" w:cs="Garamond"/>
+                <w:szCs w:val="18"/>
               </w:rPr>
               <w:t>Treasury / State Dept</w:t>
             </w:r>
@@ -2553,12 +3525,15 @@
           </w:tcPr>
           <w:p>
             <w:pPr>
-              <w:spacing w:before="30" w:after="30"/>
-            </w:pPr>
-            <w:r>
-              <w:rPr>
-                <w:color w:val="1e2a2e"/>
-                <w:sz w:val="18"/>
+              <w:pStyle w:val="Normal"/>
+              <w:spacing w:before="30" w:after="30"/>
+            </w:pPr>
+            <w:r>
+              <w:rPr>
+                <w:color w:val="1E2A2E"/>
+                <w:sz w:val="18"/>
+                <w:rFonts w:ascii="Garamond" w:hAnsi="Garamond" w:eastAsia="SimSun" w:cs="Garamond"/>
+                <w:szCs w:val="18"/>
               </w:rPr>
               <w:t>Notification to allies regarding oil price stability; strategic reserves triggered</w:t>
             </w:r>
@@ -2572,14 +3547,17 @@
           </w:tcPr>
           <w:p>
             <w:pPr>
-              <w:spacing w:before="30" w:after="30"/>
-            </w:pPr>
-            <w:r>
-              <w:rPr>
-                <w:color w:val="1e2a2e"/>
-                <w:sz w:val="18"/>
-              </w:rPr>
-              <w:t>2:00 PM</w:t>
+              <w:pStyle w:val="Normal"/>
+              <w:spacing w:before="30" w:after="30"/>
+            </w:pPr>
+            <w:r>
+              <w:rPr>
+                <w:color w:val="1E2A2E"/>
+                <w:sz w:val="18"/>
+                <w:rFonts w:ascii="Garamond" w:hAnsi="Garamond" w:eastAsia="SimSun" w:cs="Garamond"/>
+                <w:szCs w:val="18"/>
+              </w:rPr>
+              <w:t>11:00 PM</w:t>
             </w:r>
           </w:p>
         </w:tc>
@@ -2589,12 +3567,15 @@
           </w:tcPr>
           <w:p>
             <w:pPr>
-              <w:spacing w:before="30" w:after="30"/>
-            </w:pPr>
-            <w:r>
-              <w:rPr>
-                <w:color w:val="1e2a2e"/>
-                <w:sz w:val="18"/>
+              <w:pStyle w:val="Normal"/>
+              <w:spacing w:before="30" w:after="30"/>
+            </w:pPr>
+            <w:r>
+              <w:rPr>
+                <w:color w:val="1E2A2E"/>
+                <w:sz w:val="18"/>
+                <w:rFonts w:ascii="Garamond" w:hAnsi="Garamond" w:eastAsia="SimSun" w:cs="Garamond"/>
+                <w:szCs w:val="18"/>
               </w:rPr>
               <w:t>Iranian Response</w:t>
             </w:r>
@@ -2606,12 +3587,15 @@
           </w:tcPr>
           <w:p>
             <w:pPr>
-              <w:spacing w:before="30" w:after="30"/>
-            </w:pPr>
-            <w:r>
-              <w:rPr>
-                <w:color w:val="1e2a2e"/>
-                <w:sz w:val="18"/>
+              <w:pStyle w:val="Normal"/>
+              <w:spacing w:before="30" w:after="30"/>
+            </w:pPr>
+            <w:r>
+              <w:rPr>
+                <w:color w:val="1E2A2E"/>
+                <w:sz w:val="18"/>
+                <w:rFonts w:ascii="Garamond" w:hAnsi="Garamond" w:eastAsia="SimSun" w:cs="Garamond"/>
+                <w:szCs w:val="18"/>
               </w:rPr>
               <w:t>IRGC / Iranian Govt</w:t>
             </w:r>
@@ -2623,12 +3607,15 @@
           </w:tcPr>
           <w:p>
             <w:pPr>
-              <w:spacing w:before="30" w:after="30"/>
-            </w:pPr>
-            <w:r>
-              <w:rPr>
-                <w:color w:val="1e2a2e"/>
-                <w:sz w:val="18"/>
+              <w:pStyle w:val="Normal"/>
+              <w:spacing w:before="30" w:after="30"/>
+            </w:pPr>
+            <w:r>
+              <w:rPr>
+                <w:color w:val="1E2A2E"/>
+                <w:sz w:val="18"/>
+                <w:rFonts w:ascii="Garamond" w:hAnsi="Garamond" w:eastAsia="SimSun" w:cs="Garamond"/>
+                <w:szCs w:val="18"/>
               </w:rPr>
               <w:t>Iranian media declares strait remains closed; warns of retaliation</w:t>
             </w:r>
@@ -2642,14 +3629,17 @@
           </w:tcPr>
           <w:p>
             <w:pPr>
-              <w:spacing w:before="30" w:after="30"/>
-            </w:pPr>
-            <w:r>
-              <w:rPr>
-                <w:color w:val="1e2a2e"/>
-                <w:sz w:val="18"/>
-              </w:rPr>
-              <w:t>4:00 PM</w:t>
+              <w:pStyle w:val="Normal"/>
+              <w:spacing w:before="30" w:after="30"/>
+            </w:pPr>
+            <w:r>
+              <w:rPr>
+                <w:color w:val="1E2A2E"/>
+                <w:sz w:val="18"/>
+                <w:rFonts w:ascii="Garamond" w:hAnsi="Garamond" w:eastAsia="SimSun" w:cs="Garamond"/>
+                <w:szCs w:val="18"/>
+              </w:rPr>
+              <w:t>11:30 PM</w:t>
             </w:r>
           </w:p>
         </w:tc>
@@ -2659,12 +3649,15 @@
           </w:tcPr>
           <w:p>
             <w:pPr>
-              <w:spacing w:before="30" w:after="30"/>
-            </w:pPr>
-            <w:r>
-              <w:rPr>
-                <w:color w:val="1e2a2e"/>
-                <w:sz w:val="18"/>
+              <w:pStyle w:val="Normal"/>
+              <w:spacing w:before="30" w:after="30"/>
+            </w:pPr>
+            <w:r>
+              <w:rPr>
+                <w:color w:val="1E2A2E"/>
+                <w:sz w:val="18"/>
+                <w:rFonts w:ascii="Garamond" w:hAnsi="Garamond" w:eastAsia="SimSun" w:cs="Garamond"/>
+                <w:szCs w:val="18"/>
               </w:rPr>
               <w:t>Escalation Monitoring</w:t>
             </w:r>
@@ -2676,12 +3669,15 @@
           </w:tcPr>
           <w:p>
             <w:pPr>
-              <w:spacing w:before="30" w:after="30"/>
-            </w:pPr>
-            <w:r>
-              <w:rPr>
-                <w:color w:val="1e2a2e"/>
-                <w:sz w:val="18"/>
+              <w:pStyle w:val="Normal"/>
+              <w:spacing w:before="30" w:after="30"/>
+            </w:pPr>
+            <w:r>
+              <w:rPr>
+                <w:color w:val="1E2A2E"/>
+                <w:sz w:val="18"/>
+                <w:rFonts w:ascii="Garamond" w:hAnsi="Garamond" w:eastAsia="SimSun" w:cs="Garamond"/>
+                <w:szCs w:val="18"/>
               </w:rPr>
               <w:t>Pentagon / CENTCOM</w:t>
             </w:r>
@@ -2693,12 +3689,15 @@
           </w:tcPr>
           <w:p>
             <w:pPr>
-              <w:spacing w:before="30" w:after="30"/>
-            </w:pPr>
-            <w:r>
-              <w:rPr>
-                <w:color w:val="1e2a2e"/>
-                <w:sz w:val="18"/>
+              <w:pStyle w:val="Normal"/>
+              <w:spacing w:before="30" w:after="30"/>
+            </w:pPr>
+            <w:r>
+              <w:rPr>
+                <w:color w:val="1E2A2E"/>
+                <w:sz w:val="18"/>
+                <w:rFonts w:ascii="Garamond" w:hAnsi="Garamond" w:eastAsia="SimSun" w:cs="Garamond"/>
+                <w:szCs w:val="18"/>
               </w:rPr>
               <w:t>24/7 monitoring; potential for additional strikes</w:t>
             </w:r>
@@ -2708,6 +3707,189 @@
     </w:tbl>
     <w:p>
       <w:pPr>
+        <w:sectPr>
+          <w:type w:val="nextPage"/>
+          <w:pgSz w:w="11906" w:h="16838"/>
+          <w:pgMar w:top="1800" w:right="1440" w:bottom="1440" w:left="1440" w:header="720" w:footer="720"/>
+        </w:sectPr>
+      </w:pPr>
+    </w:p>
+    <w:p>
+      <w:pPr>
+        <w:pStyle w:val="Heading1"/>
+      </w:pPr>
+      <w:r>
+        <w:rPr>
+          <w:rFonts w:ascii="Garamond" w:hAnsi="Garamond" w:eastAsia="Garamond" w:cs="Garamond"/>
+          <w:b/>
+          <w:color w:val="0D3D45"/>
+          <w:sz w:val="28"/>
+          <w:szCs w:val="28"/>
+        </w:rPr>
+        <w:t>PART IV: PUBLIC STATEMENTS — JULY 12, 2026</w:t>
+      </w:r>
+    </w:p>
+    <w:p>
+      <w:pPr>
+        <w:pStyle w:val="Heading2"/>
+      </w:pPr>
+      <w:r>
+        <w:rPr>
+          <w:rFonts w:ascii="Garamond" w:hAnsi="Garamond" w:eastAsia="Garamond" w:cs="Garamond"/>
+          <w:b/>
+          <w:color w:val="1A5F6A"/>
+          <w:sz w:val="24"/>
+          <w:szCs w:val="24"/>
+        </w:rPr>
+        <w:t>Public Statement by the Islamic Republic of Iran</w:t>
+      </w:r>
+    </w:p>
+    <w:p>
+      <w:pPr>
+        <w:pStyle w:val="Normal"/>
+        <w:jc w:val="both"/>
+      </w:pPr>
+      <w:r>
+        <w:rPr>
+          <w:rFonts w:ascii="Garamond" w:hAnsi="Garamond" w:eastAsia="SimSun" w:cs="Garamond"/>
+          <w:color w:val="0D3D45"/>
+          <w:sz w:val="18"/>
+          <w:szCs w:val="22"/>
+          <w:b/>
+        </w:rPr>
+        <w:t>The Islamic Republic of Iran reaffirms its longstanding commitment to the safety and stability of commercial navigation in the Strait of Hormuz. Recent disruptions to maritime traffic have raised legitimate concerns among regional and international stakeholders, and Iran will take no actions that contribute to such disruptions in the future. Iran will implement all necessary measures to ensure predictable and stable maritime conditions for all commercial vessels.</w:t>
+      </w:r>
+    </w:p>
+    <w:p>
+      <w:pPr>
+        <w:pStyle w:val="Normal"/>
+        <w:jc w:val="both"/>
+      </w:pPr>
+      <w:r>
+        <w:rPr>
+          <w:rFonts w:ascii="Garamond" w:hAnsi="Garamond" w:eastAsia="SimSun" w:cs="Garamond"/>
+          <w:color w:val="0D3D45"/>
+          <w:sz w:val="18"/>
+          <w:szCs w:val="22"/>
+          <w:b/>
+        </w:rPr>
+        <w:t>Iran confirms that transit through all lanes of the Strait of Hormuz will continue on a toll-free basis. Iran will refrain from any action that endangers commercial shipping and will maintain its established role as a responsible regional actor dedicated to maritime safety.</w:t>
+      </w:r>
+    </w:p>
+    <w:p>
+      <w:pPr>
+        <w:pStyle w:val="Normal"/>
+        <w:jc w:val="both"/>
+      </w:pPr>
+      <w:r>
+        <w:rPr>
+          <w:rFonts w:ascii="Garamond" w:hAnsi="Garamond" w:eastAsia="SimSun" w:cs="Garamond"/>
+          <w:color w:val="0D3D45"/>
+          <w:sz w:val="18"/>
+          <w:szCs w:val="22"/>
+          <w:b/>
+        </w:rPr>
+        <w:t>Iran acknowledges that the Islamabad Memorandum of Understanding establishes a 60-day process for addressing outstanding nuclear material concerns. Iran is prepared to engage in this process in accordance with its sovereign rights and through established regional mechanisms.</w:t>
+      </w:r>
+    </w:p>
+    <w:p>
+      <w:pPr>
+        <w:pStyle w:val="Normal"/>
+        <w:jc w:val="both"/>
+      </w:pPr>
+      <w:r>
+        <w:rPr>
+          <w:rFonts w:ascii="Garamond" w:hAnsi="Garamond" w:eastAsia="SimSun" w:cs="Garamond"/>
+          <w:color w:val="0D3D45"/>
+          <w:sz w:val="18"/>
+          <w:szCs w:val="22"/>
+          <w:b/>
+        </w:rPr>
+        <w:t>All steps taken by Iran reflect voluntary sovereign decisions made in support of regional stability, economic continuity, and the welfare of the Iranian people. These measures do not alter Iran’s legal positions regarding the Strait of Hormuz.</w:t>
+      </w:r>
+    </w:p>
+    <w:p>
+      <w:pPr>
+        <w:pStyle w:val="Heading2"/>
+      </w:pPr>
+      <w:r>
+        <w:rPr>
+          <w:rFonts w:ascii="Garamond" w:hAnsi="Garamond" w:eastAsia="Garamond" w:cs="Garamond"/>
+          <w:b/>
+          <w:color w:val="1A5F6A"/>
+          <w:sz w:val="24"/>
+          <w:szCs w:val="24"/>
+        </w:rPr>
+        <w:t>Public Statement by the United States of America</w:t>
+      </w:r>
+    </w:p>
+    <w:p>
+      <w:pPr>
+        <w:pStyle w:val="Normal"/>
+        <w:jc w:val="both"/>
+      </w:pPr>
+      <w:r>
+        <w:rPr>
+          <w:rFonts w:ascii="Garamond" w:hAnsi="Garamond" w:eastAsia="SimSun" w:cs="Garamond"/>
+          <w:color w:val="0D3D45"/>
+          <w:sz w:val="18"/>
+          <w:szCs w:val="22"/>
+          <w:b/>
+        </w:rPr>
+        <w:t>The United States acknowledges the public commitments issued today by the Islamic Republic of Iran regarding maritime safety in the Strait of Hormuz. These commitments constitute verified assurances that meet the de-escalation criteria established by the United States.</w:t>
+      </w:r>
+    </w:p>
+    <w:p>
+      <w:pPr>
+        <w:pStyle w:val="Normal"/>
+        <w:jc w:val="both"/>
+      </w:pPr>
+      <w:r>
+        <w:rPr>
+          <w:rFonts w:ascii="Garamond" w:hAnsi="Garamond" w:eastAsia="SimSun" w:cs="Garamond"/>
+          <w:color w:val="0D3D45"/>
+          <w:sz w:val="18"/>
+          <w:szCs w:val="22"/>
+          <w:b/>
+        </w:rPr>
+        <w:t>Iran’s commitments address the concerns raised by recent maritime disruptions and represent a constructive step toward restoring stability in this vital waterway. All sanctions remain fully in force, and no sanctions relief accompanies this arrangement.</w:t>
+      </w:r>
+    </w:p>
+    <w:p>
+      <w:pPr>
+        <w:pStyle w:val="Normal"/>
+        <w:jc w:val="both"/>
+      </w:pPr>
+      <w:r>
+        <w:rPr>
+          <w:rFonts w:ascii="Garamond" w:hAnsi="Garamond" w:eastAsia="SimSun" w:cs="Garamond"/>
+          <w:color w:val="0D3D45"/>
+          <w:sz w:val="18"/>
+          <w:szCs w:val="22"/>
+          <w:b/>
+        </w:rPr>
+        <w:t>The United States notes Iran’s readiness to engage in the 60-day process established under the Islamabad Memorandum of Understanding to address outstanding nuclear material issues.</w:t>
+      </w:r>
+    </w:p>
+    <w:p>
+      <w:pPr>
+        <w:pStyle w:val="Normal"/>
+        <w:jc w:val="both"/>
+      </w:pPr>
+      <w:r>
+        <w:rPr>
+          <w:rFonts w:ascii="Garamond" w:hAnsi="Garamond" w:eastAsia="SimSun" w:cs="Garamond"/>
+          <w:color w:val="0D3D45"/>
+          <w:sz w:val="18"/>
+          <w:szCs w:val="22"/>
+          <w:b/>
+        </w:rPr>
+        <w:t>In response to these verified assurances, the United States will implement a strictly conditional and fully reversible pause in offensive military strikes. Any violation of Iran’s commitments will result in an immediate and decisive U.S. response.</w:t>
+      </w:r>
+    </w:p>
+    <w:p>
+      <w:pPr>
+        <w:pStyle w:val="Normal"/>
         <w:pageBreakBefore/>
       </w:pPr>
     </w:p>
@@ -2716,6 +3898,13 @@
         <w:pStyle w:val="Heading1"/>
       </w:pPr>
       <w:r>
+        <w:rPr>
+          <w:rFonts w:ascii="Garamond" w:hAnsi="Garamond" w:eastAsia="Garamond" w:cs="Garamond"/>
+          <w:b/>
+          <w:color w:val="0D3D45"/>
+          <w:sz w:val="28"/>
+          <w:szCs w:val="28"/>
+        </w:rPr>
         <w:t>PART III: MEDIA GUIDANCE — JULY 12, 2026</w:t>
       </w:r>
     </w:p>
@@ -2724,6 +3913,13 @@
         <w:pStyle w:val="Heading2"/>
       </w:pPr>
       <w:r>
+        <w:rPr>
+          <w:rFonts w:ascii="Garamond" w:hAnsi="Garamond" w:eastAsia="Garamond" w:cs="Garamond"/>
+          <w:b/>
+          <w:color w:val="1A5F6A"/>
+          <w:sz w:val="24"/>
+          <w:szCs w:val="24"/>
+        </w:rPr>
         <w:t>Talking Points for Press Briefings (Scenario A)</w:t>
       </w:r>
     </w:p>
@@ -2745,22 +3941,25 @@
       </w:tblGrid>
       <w:tr>
         <w:trPr>
-          <w:tblHeader/>
+          <w:tblHeader w:val="1"/>
         </w:trPr>
         <w:tc>
           <w:tcPr>
             <w:tcW w:w="3500" w:type="dxa"/>
-            <w:shd w:val="clear" w:fill="edf3f4"/>
-          </w:tcPr>
-          <w:p>
-            <w:pPr>
+            <w:shd w:val="clear" w:fill="EDF3F4" w:color="auto"/>
+          </w:tcPr>
+          <w:p>
+            <w:pPr>
+              <w:pStyle w:val="Normal"/>
               <w:spacing w:before="40" w:after="40"/>
             </w:pPr>
             <w:r>
               <w:rPr>
                 <w:b/>
-                <w:color w:val="0d3d45"/>
+                <w:color w:val="0D3D45"/>
                 <w:sz w:val="20"/>
+                <w:rFonts w:ascii="Garamond" w:hAnsi="Garamond" w:eastAsia="SimSun" w:cs="Garamond"/>
+                <w:szCs w:val="20"/>
               </w:rPr>
               <w:t>Question</w:t>
             </w:r>
@@ -2769,17 +3968,20 @@
         <w:tc>
           <w:tcPr>
             <w:tcW w:w="5500" w:type="dxa"/>
-            <w:shd w:val="clear" w:fill="edf3f4"/>
-          </w:tcPr>
-          <w:p>
-            <w:pPr>
+            <w:shd w:val="clear" w:fill="EDF3F4" w:color="auto"/>
+          </w:tcPr>
+          <w:p>
+            <w:pPr>
+              <w:pStyle w:val="Normal"/>
               <w:spacing w:before="40" w:after="40"/>
             </w:pPr>
             <w:r>
               <w:rPr>
                 <w:b/>
-                <w:color w:val="0d3d45"/>
+                <w:color w:val="0D3D45"/>
                 <w:sz w:val="20"/>
+                <w:rFonts w:ascii="Garamond" w:hAnsi="Garamond" w:eastAsia="SimSun" w:cs="Garamond"/>
+                <w:szCs w:val="20"/>
               </w:rPr>
               <w:t>Recommended Response</w:t>
             </w:r>
@@ -2793,12 +3995,15 @@
           </w:tcPr>
           <w:p>
             <w:pPr>
+              <w:pStyle w:val="Normal"/>
               <w:spacing w:before="40" w:after="40"/>
             </w:pPr>
             <w:r>
               <w:rPr>
-                <w:color w:val="1e2a2e"/>
+                <w:color w:val="1E2A2E"/>
                 <w:sz w:val="20"/>
+                <w:rFonts w:ascii="Garamond" w:hAnsi="Garamond" w:eastAsia="SimSun" w:cs="Garamond"/>
+                <w:szCs w:val="20"/>
               </w:rPr>
               <w:t>Has Iran capitulated?</w:t>
             </w:r>
@@ -2810,12 +4015,15 @@
           </w:tcPr>
           <w:p>
             <w:pPr>
+              <w:pStyle w:val="Normal"/>
               <w:spacing w:before="40" w:after="40"/>
             </w:pPr>
             <w:r>
               <w:rPr>
-                <w:color w:val="1e2a2e"/>
+                <w:color w:val="1E2A2E"/>
                 <w:sz w:val="20"/>
+                <w:rFonts w:ascii="Garamond" w:hAnsi="Garamond" w:eastAsia="SimSun" w:cs="Garamond"/>
+                <w:szCs w:val="20"/>
               </w:rPr>
               <w:t>Iran has provided verified assurances that meet U.S. requirements. This is a direct result of President Trump's maximum pressure campaign.</w:t>
             </w:r>
@@ -2829,12 +4037,15 @@
           </w:tcPr>
           <w:p>
             <w:pPr>
+              <w:pStyle w:val="Normal"/>
               <w:spacing w:before="40" w:after="40"/>
             </w:pPr>
             <w:r>
               <w:rPr>
-                <w:color w:val="1e2a2e"/>
+                <w:color w:val="1E2A2E"/>
                 <w:sz w:val="20"/>
+                <w:rFonts w:ascii="Garamond" w:hAnsi="Garamond" w:eastAsia="SimSun" w:cs="Garamond"/>
+                <w:szCs w:val="20"/>
               </w:rPr>
               <w:t>Is this permanent?</w:t>
             </w:r>
@@ -2846,12 +4057,15 @@
           </w:tcPr>
           <w:p>
             <w:pPr>
+              <w:pStyle w:val="Normal"/>
               <w:spacing w:before="40" w:after="40"/>
             </w:pPr>
             <w:r>
               <w:rPr>
-                <w:color w:val="1e2a2e"/>
+                <w:color w:val="1E2A2E"/>
                 <w:sz w:val="20"/>
+                <w:rFonts w:ascii="Garamond" w:hAnsi="Garamond" w:eastAsia="SimSun" w:cs="Garamond"/>
+                <w:szCs w:val="20"/>
               </w:rPr>
               <w:t>Yes. The commitment to toll-free transit is permanent, not limited to the 60-day period.</w:t>
             </w:r>
@@ -2865,12 +4079,15 @@
           </w:tcPr>
           <w:p>
             <w:pPr>
+              <w:pStyle w:val="Normal"/>
               <w:spacing w:before="40" w:after="40"/>
             </w:pPr>
             <w:r>
               <w:rPr>
-                <w:color w:val="1e2a2e"/>
+                <w:color w:val="1E2A2E"/>
                 <w:sz w:val="20"/>
+                <w:rFonts w:ascii="Garamond" w:hAnsi="Garamond" w:eastAsia="SimSun" w:cs="Garamond"/>
+                <w:szCs w:val="20"/>
               </w:rPr>
               <w:t>What about the blockade?</w:t>
             </w:r>
@@ -2882,12 +4099,15 @@
           </w:tcPr>
           <w:p>
             <w:pPr>
+              <w:pStyle w:val="Normal"/>
               <w:spacing w:before="40" w:after="40"/>
             </w:pPr>
             <w:r>
               <w:rPr>
-                <w:color w:val="1e2a2e"/>
+                <w:color w:val="1E2A2E"/>
                 <w:sz w:val="20"/>
+                <w:rFonts w:ascii="Garamond" w:hAnsi="Garamond" w:eastAsia="SimSun" w:cs="Garamond"/>
+                <w:szCs w:val="20"/>
               </w:rPr>
               <w:t>The U.S. remains committed to removing the blockade. Removal is contingent on Iran's compliance with its assurances.</w:t>
             </w:r>
@@ -2901,12 +4121,15 @@
           </w:tcPr>
           <w:p>
             <w:pPr>
+              <w:pStyle w:val="Normal"/>
               <w:spacing w:before="40" w:after="40"/>
             </w:pPr>
             <w:r>
               <w:rPr>
-                <w:color w:val="1e2a2e"/>
+                <w:color w:val="1E2A2E"/>
                 <w:sz w:val="20"/>
+                <w:rFonts w:ascii="Garamond" w:hAnsi="Garamond" w:eastAsia="SimSun" w:cs="Garamond"/>
+                <w:szCs w:val="20"/>
               </w:rPr>
               <w:t>What if Iran violates?</w:t>
             </w:r>
@@ -2918,12 +4141,15 @@
           </w:tcPr>
           <w:p>
             <w:pPr>
+              <w:pStyle w:val="Normal"/>
               <w:spacing w:before="40" w:after="40"/>
             </w:pPr>
             <w:r>
               <w:rPr>
-                <w:color w:val="1e2a2e"/>
+                <w:color w:val="1E2A2E"/>
                 <w:sz w:val="20"/>
+                <w:rFonts w:ascii="Garamond" w:hAnsi="Garamond" w:eastAsia="SimSun" w:cs="Garamond"/>
+                <w:szCs w:val="20"/>
               </w:rPr>
               <w:t>Any violation will trigger an immediate and decisive U.S. response. The pause is conditional.</w:t>
             </w:r>
@@ -2933,15 +4159,17 @@
     </w:tbl>
     <w:p>
       <w:pPr>
+        <w:pStyle w:val="Normal"/>
         <w:sectPr>
-          <w:headerReference w:type="default" r:id="R007b0de66e254131"/>
-          <w:footerReference w:type="default" r:id="R258f129e10e948cf"/>
           <w:pgSz w:w="11906" w:h="16838"/>
           <w:pgMar w:top="1800" w:right="1440" w:bottom="1440" w:left="1440" w:header="720" w:footer="720"/>
         </w:sectPr>
       </w:pPr>
     </w:p>
     <w:p>
+      <w:pPr>
+        <w:pStyle w:val="Normal"/>
+      </w:pPr>
       <w:r>
         <w:drawing>
           <wp:anchor distT="0" distB="0" distL="0" distR="0" simplePos="0" relativeHeight="251658240" behindDoc="1" locked="0" layoutInCell="1" allowOverlap="1">
@@ -2988,62 +4216,74 @@
     </w:p>
     <w:p>
       <w:pPr>
+        <w:pStyle w:val="Normal"/>
         <w:spacing w:before="5000"/>
       </w:pPr>
-      <w:r/>
-    </w:p>
-    <w:p>
-      <w:pPr>
+    </w:p>
+    <w:p>
+      <w:pPr>
+        <w:pStyle w:val="Normal"/>
         <w:spacing w:after="400"/>
         <w:jc w:val="center"/>
       </w:pPr>
       <w:r>
         <w:rPr>
           <w:b/>
-          <w:color w:val="e8e2d4"/>
+          <w:color w:val="E8E2D4"/>
+          <w:sz w:val="36"/>
+          <w:rFonts w:ascii="Garamond" w:hAnsi="Garamond" w:eastAsia="SimSun" w:cs="Garamond"/>
+          <w:szCs w:val="36"/>
           <w:spacing w:val="40"/>
-          <w:sz w:val="36"/>
         </w:rPr>
         <w:t>DRAFT — FOR CONSULTATION</w:t>
       </w:r>
     </w:p>
     <w:p>
       <w:pPr>
+        <w:pStyle w:val="Normal"/>
         <w:spacing w:after="600"/>
         <w:jc w:val="center"/>
       </w:pPr>
       <w:r>
         <w:rPr>
           <w:i/>
-          <w:color w:val="c8c2b4"/>
+          <w:color w:val="C8C2B4"/>
           <w:sz w:val="22"/>
+          <w:rFonts w:ascii="Garamond" w:hAnsi="Garamond" w:eastAsia="SimSun" w:cs="Garamond"/>
+          <w:szCs w:val="22"/>
         </w:rPr>
         <w:t>Joint Statement | Strait of Hormuz</w:t>
       </w:r>
     </w:p>
     <w:p>
       <w:pPr>
+        <w:pStyle w:val="Normal"/>
         <w:spacing w:after="200"/>
         <w:jc w:val="center"/>
       </w:pPr>
       <w:r>
         <w:rPr>
-          <w:color w:val="c8c2b4"/>
+          <w:color w:val="C8C2B4"/>
           <w:sz w:val="20"/>
+          <w:rFonts w:ascii="Garamond" w:hAnsi="Garamond" w:eastAsia="SimSun" w:cs="Garamond"/>
+          <w:szCs w:val="20"/>
         </w:rPr>
         <w:t>Distribution: Official Channels Only</w:t>
       </w:r>
     </w:p>
     <w:p>
       <w:pPr>
+        <w:pStyle w:val="Normal"/>
         <w:jc w:val="center"/>
       </w:pPr>
       <w:r>
         <w:rPr>
-          <w:color w:val="c8c2b4"/>
+          <w:color w:val="C8C2B4"/>
           <w:sz w:val="20"/>
-        </w:rPr>
-        <w:t>July 11, 2026</w:t>
+          <w:rFonts w:ascii="Garamond" w:hAnsi="Garamond" w:eastAsia="SimSun" w:cs="Garamond"/>
+          <w:szCs w:val="20"/>
+        </w:rPr>
+        <w:t>July 12, 2026</w:t>
       </w:r>
     </w:p>
     <w:sectPr>
